--- a/Knowledge/3-Work knowledge/1-Software Engineering/2-Testing/5-My Source/1-ISTQB Foundation Level/3-Static Testing/1-Review/3-5-Inspection review.docx
+++ b/Knowledge/3-Work knowledge/1-Software Engineering/2-Testing/5-My Source/1-ISTQB Foundation Level/3-Static Testing/1-Review/3-5-Inspection review.docx
@@ -28,51 +28,77 @@
       </w:pPr>
       <w:r>
         <w:rPr>
-          <w:b/>
-          <w:shd w:val="clear" w:color="auto" w:fill="B7B7B7"/>
-        </w:rPr>
-        <w:t># Source</w:t>
-      </w:r>
-      <w:r>
-        <w:rPr>
-          <w:shd w:val="clear" w:color="auto" w:fill="B7B7B7"/>
-        </w:rPr>
-        <w:t xml:space="preserve">: </w:t>
-      </w:r>
-      <w:r>
-        <w:rPr>
-          <w:b/>
-          <w:shd w:val="clear" w:color="auto" w:fill="B7B7B7"/>
-        </w:rPr>
-        <w:t xml:space="preserve">Chatgpt </w:t>
-      </w:r>
-      <w:r>
-        <w:rPr>
-          <w:b/>
-          <w:sz w:val="14"/>
-          <w:szCs w:val="14"/>
-          <w:shd w:val="clear" w:color="auto" w:fill="B7B7B7"/>
-        </w:rPr>
-        <w:t>(GPT</w:t>
-      </w:r>
-      <w:r>
-        <w:rPr>
-          <w:rFonts w:ascii="Cambria Math" w:hAnsi="Cambria Math" w:cs="Cambria Math"/>
-          <w:b/>
-          <w:sz w:val="14"/>
-          <w:szCs w:val="14"/>
-          <w:shd w:val="clear" w:color="auto" w:fill="B7B7B7"/>
+          <w:rFonts w:ascii="Arial" w:eastAsia="Arial" w:hAnsi="Arial" w:cs="Arial"/>
+          <w:b/>
+          <w:color w:val="000000"/>
+          <w:sz w:val="18"/>
+          <w:highlight w:val="lightGray"/>
+        </w:rPr>
+        <w:t># Source: AI Source: Provided by: [Data Path</w:t>
+      </w:r>
+      <w:r>
+        <w:rPr>
+          <w:rFonts w:ascii="Arial" w:eastAsia="Arial" w:hAnsi="Arial" w:cs="Arial"/>
+          <w:color w:val="000000"/>
+          <w:sz w:val="18"/>
+          <w:highlight w:val="lightGray"/>
+        </w:rPr>
+        <w:t xml:space="preserve">: Persons Table -&gt; ID Column: 1, Name_En Column: Motasem Essam] -&gt; </w:t>
+      </w:r>
+      <w:r>
+        <w:rPr>
+          <w:rFonts w:ascii="Arial" w:eastAsia="Arial" w:hAnsi="Arial" w:cs="Arial"/>
+          <w:b/>
+          <w:color w:val="000000"/>
+          <w:sz w:val="18"/>
+          <w:highlight w:val="lightGray"/>
+        </w:rPr>
+        <w:t>From:</w:t>
+      </w:r>
+      <w:r>
+        <w:rPr>
+          <w:rFonts w:ascii="Arial" w:eastAsia="Arial" w:hAnsi="Arial" w:cs="Arial"/>
+          <w:color w:val="000000"/>
+          <w:sz w:val="18"/>
+          <w:highlight w:val="lightGray"/>
+        </w:rPr>
+        <w:t xml:space="preserve"> [Chatgpt (GPT</w:t>
+      </w:r>
+      <w:r>
+        <w:rPr>
+          <w:rFonts w:ascii="Arial" w:eastAsia="Arial" w:hAnsi="Arial" w:cs="Cambria Math"/>
+          <w:color w:val="000000"/>
+          <w:sz w:val="18"/>
+          <w:highlight w:val="lightGray"/>
         </w:rPr>
         <w:t>‑</w:t>
       </w:r>
       <w:r>
         <w:rPr>
-          <w:b/>
-          <w:sz w:val="14"/>
-          <w:szCs w:val="14"/>
-          <w:shd w:val="clear" w:color="auto" w:fill="B7B7B7"/>
-        </w:rPr>
-        <w:t>5 Mini) at [8/14/2025]</w:t>
+          <w:rFonts w:ascii="Arial" w:eastAsia="Arial" w:hAnsi="Arial" w:cs="Arial"/>
+          <w:color w:val="000000"/>
+          <w:sz w:val="18"/>
+          <w:highlight w:val="lightGray"/>
+        </w:rPr>
+        <w:t xml:space="preserve">5 Mini)] </w:t>
+      </w:r>
+      <w:r>
+        <w:rPr>
+          <w:rFonts w:ascii="Arial" w:eastAsia="Arial" w:hAnsi="Arial" w:cs="Arial"/>
+          <w:b/>
+          <w:color w:val="000000"/>
+          <w:sz w:val="18"/>
+          <w:highlight w:val="lightGray"/>
+        </w:rPr>
+        <w:t>on</w:t>
+      </w:r>
+      <w:r>
+        <w:rPr>
+          <w:rFonts w:ascii="Arial" w:eastAsia="Arial" w:hAnsi="Arial"/>
+          <w:sz w:val="18"/>
+          <w:highlight w:val="lightGray"/>
+        </w:rPr>
+        <w:t xml:space="preserve"> [8/14/2025]</w:t>
       </w:r>
     </w:p>
     <w:p>
@@ -137,7 +163,7 @@
     </w:p>
     <w:p>
       <w:r>
-        <w:pict w14:anchorId="4E0CE695">
+        <w:pict w14:anchorId="122816E2">
           <v:rect id="_x0000_i1025" style="width:0;height:1.5pt" o:hralign="center" o:hrstd="t" o:hr="t" fillcolor="#a0a0a0" stroked="f"/>
         </w:pict>
       </w:r>
@@ -170,51 +196,77 @@
       </w:pPr>
       <w:r>
         <w:rPr>
-          <w:b/>
-          <w:shd w:val="clear" w:color="auto" w:fill="B7B7B7"/>
-        </w:rPr>
-        <w:t># Source</w:t>
-      </w:r>
-      <w:r>
-        <w:rPr>
-          <w:shd w:val="clear" w:color="auto" w:fill="B7B7B7"/>
-        </w:rPr>
-        <w:t xml:space="preserve">: </w:t>
-      </w:r>
-      <w:r>
-        <w:rPr>
-          <w:b/>
-          <w:shd w:val="clear" w:color="auto" w:fill="B7B7B7"/>
-        </w:rPr>
-        <w:t xml:space="preserve">Chatgpt </w:t>
-      </w:r>
-      <w:r>
-        <w:rPr>
-          <w:b/>
-          <w:sz w:val="14"/>
-          <w:szCs w:val="14"/>
-          <w:shd w:val="clear" w:color="auto" w:fill="B7B7B7"/>
-        </w:rPr>
-        <w:t>(GPT</w:t>
-      </w:r>
-      <w:r>
-        <w:rPr>
-          <w:rFonts w:ascii="Cambria Math" w:hAnsi="Cambria Math" w:cs="Cambria Math"/>
-          <w:b/>
-          <w:sz w:val="14"/>
-          <w:szCs w:val="14"/>
-          <w:shd w:val="clear" w:color="auto" w:fill="B7B7B7"/>
+          <w:rFonts w:ascii="Arial" w:eastAsia="Arial" w:hAnsi="Arial" w:cs="Arial"/>
+          <w:b/>
+          <w:color w:val="000000"/>
+          <w:sz w:val="18"/>
+          <w:highlight w:val="lightGray"/>
+        </w:rPr>
+        <w:t># Source: AI Source: Provided by: [Data Path</w:t>
+      </w:r>
+      <w:r>
+        <w:rPr>
+          <w:rFonts w:ascii="Arial" w:eastAsia="Arial" w:hAnsi="Arial" w:cs="Arial"/>
+          <w:color w:val="000000"/>
+          <w:sz w:val="18"/>
+          <w:highlight w:val="lightGray"/>
+        </w:rPr>
+        <w:t xml:space="preserve">: Persons Table -&gt; ID Column: 1, Name_En Column: Motasem Essam] -&gt; </w:t>
+      </w:r>
+      <w:r>
+        <w:rPr>
+          <w:rFonts w:ascii="Arial" w:eastAsia="Arial" w:hAnsi="Arial" w:cs="Arial"/>
+          <w:b/>
+          <w:color w:val="000000"/>
+          <w:sz w:val="18"/>
+          <w:highlight w:val="lightGray"/>
+        </w:rPr>
+        <w:t>From:</w:t>
+      </w:r>
+      <w:r>
+        <w:rPr>
+          <w:rFonts w:ascii="Arial" w:eastAsia="Arial" w:hAnsi="Arial" w:cs="Arial"/>
+          <w:color w:val="000000"/>
+          <w:sz w:val="18"/>
+          <w:highlight w:val="lightGray"/>
+        </w:rPr>
+        <w:t xml:space="preserve"> [Chatgpt (GPT</w:t>
+      </w:r>
+      <w:r>
+        <w:rPr>
+          <w:rFonts w:ascii="Arial" w:eastAsia="Arial" w:hAnsi="Arial" w:cs="Cambria Math"/>
+          <w:color w:val="000000"/>
+          <w:sz w:val="18"/>
+          <w:highlight w:val="lightGray"/>
         </w:rPr>
         <w:t>‑</w:t>
       </w:r>
       <w:r>
         <w:rPr>
-          <w:b/>
-          <w:sz w:val="14"/>
-          <w:szCs w:val="14"/>
-          <w:shd w:val="clear" w:color="auto" w:fill="B7B7B7"/>
-        </w:rPr>
-        <w:t>5 Mini) at [8/14/2025]</w:t>
+          <w:rFonts w:ascii="Arial" w:eastAsia="Arial" w:hAnsi="Arial" w:cs="Arial"/>
+          <w:color w:val="000000"/>
+          <w:sz w:val="18"/>
+          <w:highlight w:val="lightGray"/>
+        </w:rPr>
+        <w:t xml:space="preserve">5 Mini)] </w:t>
+      </w:r>
+      <w:r>
+        <w:rPr>
+          <w:rFonts w:ascii="Arial" w:eastAsia="Arial" w:hAnsi="Arial" w:cs="Arial"/>
+          <w:b/>
+          <w:color w:val="000000"/>
+          <w:sz w:val="18"/>
+          <w:highlight w:val="lightGray"/>
+        </w:rPr>
+        <w:t>on</w:t>
+      </w:r>
+      <w:r>
+        <w:rPr>
+          <w:rFonts w:ascii="Arial" w:eastAsia="Arial" w:hAnsi="Arial"/>
+          <w:sz w:val="18"/>
+          <w:highlight w:val="lightGray"/>
+        </w:rPr>
+        <w:t xml:space="preserve"> [8/14/2025]</w:t>
       </w:r>
     </w:p>
     <w:p>
@@ -223,7 +275,7 @@
           <w:ilvl w:val="0"/>
           <w:numId w:val="1"/>
         </w:numPr>
-        <w:spacing w:before="240"/>
+        <w:spacing w:before="240" w:after="0" w:line="276" w:lineRule="auto"/>
       </w:pPr>
       <w:r>
         <w:rPr>
@@ -264,6 +316,7 @@
           <w:ilvl w:val="0"/>
           <w:numId w:val="1"/>
         </w:numPr>
+        <w:spacing w:after="0" w:line="276" w:lineRule="auto"/>
       </w:pPr>
       <w:r>
         <w:rPr>
@@ -304,6 +357,7 @@
           <w:ilvl w:val="0"/>
           <w:numId w:val="1"/>
         </w:numPr>
+        <w:spacing w:after="0" w:line="276" w:lineRule="auto"/>
       </w:pPr>
       <w:r>
         <w:rPr>
@@ -331,7 +385,7 @@
           <w:ilvl w:val="0"/>
           <w:numId w:val="1"/>
         </w:numPr>
-        <w:spacing w:after="240"/>
+        <w:spacing w:after="240" w:line="276" w:lineRule="auto"/>
       </w:pPr>
       <w:r>
         <w:rPr>
@@ -365,7 +419,7 @@
     </w:p>
     <w:p>
       <w:r>
-        <w:pict w14:anchorId="5FF6AEDB">
+        <w:pict w14:anchorId="27029E1E">
           <v:rect id="_x0000_i1026" style="width:0;height:1.5pt" o:hralign="center" o:hrstd="t" o:hr="t" fillcolor="#a0a0a0" stroked="f"/>
         </w:pict>
       </w:r>
@@ -398,51 +452,77 @@
       </w:pPr>
       <w:r>
         <w:rPr>
-          <w:b/>
-          <w:shd w:val="clear" w:color="auto" w:fill="B7B7B7"/>
-        </w:rPr>
-        <w:t># Source</w:t>
-      </w:r>
-      <w:r>
-        <w:rPr>
-          <w:shd w:val="clear" w:color="auto" w:fill="B7B7B7"/>
-        </w:rPr>
-        <w:t xml:space="preserve">: </w:t>
-      </w:r>
-      <w:r>
-        <w:rPr>
-          <w:b/>
-          <w:shd w:val="clear" w:color="auto" w:fill="B7B7B7"/>
-        </w:rPr>
-        <w:t xml:space="preserve">Chatgpt </w:t>
-      </w:r>
-      <w:r>
-        <w:rPr>
-          <w:b/>
-          <w:sz w:val="14"/>
-          <w:szCs w:val="14"/>
-          <w:shd w:val="clear" w:color="auto" w:fill="B7B7B7"/>
-        </w:rPr>
-        <w:t>(GPT</w:t>
-      </w:r>
-      <w:r>
-        <w:rPr>
-          <w:rFonts w:ascii="Cambria Math" w:hAnsi="Cambria Math" w:cs="Cambria Math"/>
-          <w:b/>
-          <w:sz w:val="14"/>
-          <w:szCs w:val="14"/>
-          <w:shd w:val="clear" w:color="auto" w:fill="B7B7B7"/>
+          <w:rFonts w:ascii="Arial" w:eastAsia="Arial" w:hAnsi="Arial" w:cs="Arial"/>
+          <w:b/>
+          <w:color w:val="000000"/>
+          <w:sz w:val="18"/>
+          <w:highlight w:val="lightGray"/>
+        </w:rPr>
+        <w:t># Source: AI Source: Provided by: [Data Path</w:t>
+      </w:r>
+      <w:r>
+        <w:rPr>
+          <w:rFonts w:ascii="Arial" w:eastAsia="Arial" w:hAnsi="Arial" w:cs="Arial"/>
+          <w:color w:val="000000"/>
+          <w:sz w:val="18"/>
+          <w:highlight w:val="lightGray"/>
+        </w:rPr>
+        <w:t xml:space="preserve">: Persons Table -&gt; ID Column: 1, Name_En Column: Motasem Essam] -&gt; </w:t>
+      </w:r>
+      <w:r>
+        <w:rPr>
+          <w:rFonts w:ascii="Arial" w:eastAsia="Arial" w:hAnsi="Arial" w:cs="Arial"/>
+          <w:b/>
+          <w:color w:val="000000"/>
+          <w:sz w:val="18"/>
+          <w:highlight w:val="lightGray"/>
+        </w:rPr>
+        <w:t>From:</w:t>
+      </w:r>
+      <w:r>
+        <w:rPr>
+          <w:rFonts w:ascii="Arial" w:eastAsia="Arial" w:hAnsi="Arial" w:cs="Arial"/>
+          <w:color w:val="000000"/>
+          <w:sz w:val="18"/>
+          <w:highlight w:val="lightGray"/>
+        </w:rPr>
+        <w:t xml:space="preserve"> [Chatgpt (GPT</w:t>
+      </w:r>
+      <w:r>
+        <w:rPr>
+          <w:rFonts w:ascii="Arial" w:eastAsia="Arial" w:hAnsi="Arial" w:cs="Cambria Math"/>
+          <w:color w:val="000000"/>
+          <w:sz w:val="18"/>
+          <w:highlight w:val="lightGray"/>
         </w:rPr>
         <w:t>‑</w:t>
       </w:r>
       <w:r>
         <w:rPr>
-          <w:b/>
-          <w:sz w:val="14"/>
-          <w:szCs w:val="14"/>
-          <w:shd w:val="clear" w:color="auto" w:fill="B7B7B7"/>
-        </w:rPr>
-        <w:t>5 Mini) at [8/14/2025]</w:t>
+          <w:rFonts w:ascii="Arial" w:eastAsia="Arial" w:hAnsi="Arial" w:cs="Arial"/>
+          <w:color w:val="000000"/>
+          <w:sz w:val="18"/>
+          <w:highlight w:val="lightGray"/>
+        </w:rPr>
+        <w:t xml:space="preserve">5 Mini)] </w:t>
+      </w:r>
+      <w:r>
+        <w:rPr>
+          <w:rFonts w:ascii="Arial" w:eastAsia="Arial" w:hAnsi="Arial" w:cs="Arial"/>
+          <w:b/>
+          <w:color w:val="000000"/>
+          <w:sz w:val="18"/>
+          <w:highlight w:val="lightGray"/>
+        </w:rPr>
+        <w:t>on</w:t>
+      </w:r>
+      <w:r>
+        <w:rPr>
+          <w:rFonts w:ascii="Arial" w:eastAsia="Arial" w:hAnsi="Arial"/>
+          <w:sz w:val="18"/>
+          <w:highlight w:val="lightGray"/>
+        </w:rPr>
+        <w:t xml:space="preserve"> [8/14/2025]</w:t>
       </w:r>
     </w:p>
     <w:p>
@@ -451,7 +531,7 @@
           <w:ilvl w:val="0"/>
           <w:numId w:val="13"/>
         </w:numPr>
-        <w:spacing w:before="240"/>
+        <w:spacing w:before="240" w:after="0" w:line="276" w:lineRule="auto"/>
       </w:pPr>
       <w:r>
         <w:rPr>
@@ -479,6 +559,7 @@
           <w:ilvl w:val="0"/>
           <w:numId w:val="13"/>
         </w:numPr>
+        <w:spacing w:after="0" w:line="276" w:lineRule="auto"/>
       </w:pPr>
       <w:r>
         <w:rPr>
@@ -506,13 +587,13 @@
           <w:ilvl w:val="0"/>
           <w:numId w:val="13"/>
         </w:numPr>
-      </w:pPr>
-      <w:r>
-        <w:rPr>
-          <w:rFonts w:ascii="Roboto Mono" w:eastAsia="Roboto Mono" w:hAnsi="Roboto Mono" w:cs="Roboto Mono"/>
-          <w:b/>
-        </w:rPr>
-        <w:lastRenderedPageBreak/>
+        <w:spacing w:after="0" w:line="276" w:lineRule="auto"/>
+      </w:pPr>
+      <w:r>
+        <w:rPr>
+          <w:rFonts w:ascii="Roboto Mono" w:eastAsia="Roboto Mono" w:hAnsi="Roboto Mono" w:cs="Roboto Mono"/>
+          <w:b/>
+        </w:rPr>
         <w:t>Reviewers/Inspectors</w:t>
       </w:r>
       <w:r>
@@ -534,6 +615,7 @@
           <w:ilvl w:val="0"/>
           <w:numId w:val="13"/>
         </w:numPr>
+        <w:spacing w:after="0" w:line="276" w:lineRule="auto"/>
       </w:pPr>
       <w:r>
         <w:rPr>
@@ -561,7 +643,7 @@
           <w:ilvl w:val="0"/>
           <w:numId w:val="13"/>
         </w:numPr>
-        <w:spacing w:after="240"/>
+        <w:spacing w:after="240" w:line="276" w:lineRule="auto"/>
       </w:pPr>
       <w:r>
         <w:rPr>
@@ -582,7 +664,7 @@
     </w:p>
     <w:p>
       <w:r>
-        <w:pict w14:anchorId="159EE167">
+        <w:pict w14:anchorId="2A78B05A">
           <v:rect id="_x0000_i1027" style="width:0;height:1.5pt" o:hralign="center" o:hrstd="t" o:hr="t" fillcolor="#a0a0a0" stroked="f"/>
         </w:pict>
       </w:r>
@@ -615,51 +697,77 @@
       </w:pPr>
       <w:r>
         <w:rPr>
-          <w:b/>
-          <w:shd w:val="clear" w:color="auto" w:fill="B7B7B7"/>
-        </w:rPr>
-        <w:t># Source</w:t>
-      </w:r>
-      <w:r>
-        <w:rPr>
-          <w:shd w:val="clear" w:color="auto" w:fill="B7B7B7"/>
-        </w:rPr>
-        <w:t xml:space="preserve">: </w:t>
-      </w:r>
-      <w:r>
-        <w:rPr>
-          <w:b/>
-          <w:shd w:val="clear" w:color="auto" w:fill="B7B7B7"/>
-        </w:rPr>
-        <w:t xml:space="preserve">Chatgpt </w:t>
-      </w:r>
-      <w:r>
-        <w:rPr>
-          <w:b/>
-          <w:sz w:val="14"/>
-          <w:szCs w:val="14"/>
-          <w:shd w:val="clear" w:color="auto" w:fill="B7B7B7"/>
-        </w:rPr>
-        <w:t>(GPT</w:t>
-      </w:r>
-      <w:r>
-        <w:rPr>
-          <w:rFonts w:ascii="Cambria Math" w:hAnsi="Cambria Math" w:cs="Cambria Math"/>
-          <w:b/>
-          <w:sz w:val="14"/>
-          <w:szCs w:val="14"/>
-          <w:shd w:val="clear" w:color="auto" w:fill="B7B7B7"/>
+          <w:rFonts w:ascii="Arial" w:eastAsia="Arial" w:hAnsi="Arial" w:cs="Arial"/>
+          <w:b/>
+          <w:color w:val="000000"/>
+          <w:sz w:val="18"/>
+          <w:highlight w:val="lightGray"/>
+        </w:rPr>
+        <w:t># Source: AI Source: Provided by: [Data Path</w:t>
+      </w:r>
+      <w:r>
+        <w:rPr>
+          <w:rFonts w:ascii="Arial" w:eastAsia="Arial" w:hAnsi="Arial" w:cs="Arial"/>
+          <w:color w:val="000000"/>
+          <w:sz w:val="18"/>
+          <w:highlight w:val="lightGray"/>
+        </w:rPr>
+        <w:t xml:space="preserve">: Persons Table -&gt; ID Column: 1, Name_En Column: Motasem Essam] -&gt; </w:t>
+      </w:r>
+      <w:r>
+        <w:rPr>
+          <w:rFonts w:ascii="Arial" w:eastAsia="Arial" w:hAnsi="Arial" w:cs="Arial"/>
+          <w:b/>
+          <w:color w:val="000000"/>
+          <w:sz w:val="18"/>
+          <w:highlight w:val="lightGray"/>
+        </w:rPr>
+        <w:t>From:</w:t>
+      </w:r>
+      <w:r>
+        <w:rPr>
+          <w:rFonts w:ascii="Arial" w:eastAsia="Arial" w:hAnsi="Arial" w:cs="Arial"/>
+          <w:color w:val="000000"/>
+          <w:sz w:val="18"/>
+          <w:highlight w:val="lightGray"/>
+        </w:rPr>
+        <w:t xml:space="preserve"> [Chatgpt (GPT</w:t>
+      </w:r>
+      <w:r>
+        <w:rPr>
+          <w:rFonts w:ascii="Arial" w:eastAsia="Arial" w:hAnsi="Arial" w:cs="Cambria Math"/>
+          <w:color w:val="000000"/>
+          <w:sz w:val="18"/>
+          <w:highlight w:val="lightGray"/>
         </w:rPr>
         <w:t>‑</w:t>
       </w:r>
       <w:r>
         <w:rPr>
-          <w:b/>
-          <w:sz w:val="14"/>
-          <w:szCs w:val="14"/>
-          <w:shd w:val="clear" w:color="auto" w:fill="B7B7B7"/>
-        </w:rPr>
-        <w:t>5 Mini) at [8/14/2025]</w:t>
+          <w:rFonts w:ascii="Arial" w:eastAsia="Arial" w:hAnsi="Arial" w:cs="Arial"/>
+          <w:color w:val="000000"/>
+          <w:sz w:val="18"/>
+          <w:highlight w:val="lightGray"/>
+        </w:rPr>
+        <w:t xml:space="preserve">5 Mini)] </w:t>
+      </w:r>
+      <w:r>
+        <w:rPr>
+          <w:rFonts w:ascii="Arial" w:eastAsia="Arial" w:hAnsi="Arial" w:cs="Arial"/>
+          <w:b/>
+          <w:color w:val="000000"/>
+          <w:sz w:val="18"/>
+          <w:highlight w:val="lightGray"/>
+        </w:rPr>
+        <w:t>on</w:t>
+      </w:r>
+      <w:r>
+        <w:rPr>
+          <w:rFonts w:ascii="Arial" w:eastAsia="Arial" w:hAnsi="Arial"/>
+          <w:sz w:val="18"/>
+          <w:highlight w:val="lightGray"/>
+        </w:rPr>
+        <w:t xml:space="preserve"> [8/14/2025]</w:t>
       </w:r>
     </w:p>
     <w:p>
@@ -668,7 +776,7 @@
           <w:ilvl w:val="0"/>
           <w:numId w:val="10"/>
         </w:numPr>
-        <w:spacing w:before="240"/>
+        <w:spacing w:before="240" w:after="0" w:line="276" w:lineRule="auto"/>
       </w:pPr>
       <w:r>
         <w:rPr>
@@ -696,6 +804,7 @@
           <w:ilvl w:val="0"/>
           <w:numId w:val="10"/>
         </w:numPr>
+        <w:spacing w:after="0" w:line="276" w:lineRule="auto"/>
       </w:pPr>
       <w:r>
         <w:rPr>
@@ -723,6 +832,7 @@
           <w:ilvl w:val="0"/>
           <w:numId w:val="10"/>
         </w:numPr>
+        <w:spacing w:after="0" w:line="276" w:lineRule="auto"/>
       </w:pPr>
       <w:r>
         <w:rPr>
@@ -750,6 +860,7 @@
           <w:ilvl w:val="0"/>
           <w:numId w:val="10"/>
         </w:numPr>
+        <w:spacing w:after="0" w:line="276" w:lineRule="auto"/>
       </w:pPr>
       <w:r>
         <w:rPr>
@@ -777,6 +888,7 @@
           <w:ilvl w:val="1"/>
           <w:numId w:val="10"/>
         </w:numPr>
+        <w:spacing w:after="0" w:line="276" w:lineRule="auto"/>
         <w:rPr>
           <w:rFonts w:ascii="Roboto Mono" w:eastAsia="Roboto Mono" w:hAnsi="Roboto Mono" w:cs="Roboto Mono"/>
         </w:rPr>
@@ -800,6 +912,7 @@
           <w:ilvl w:val="1"/>
           <w:numId w:val="10"/>
         </w:numPr>
+        <w:spacing w:after="0" w:line="276" w:lineRule="auto"/>
       </w:pPr>
       <w:r>
         <w:rPr>
@@ -833,6 +946,7 @@
           <w:ilvl w:val="1"/>
           <w:numId w:val="10"/>
         </w:numPr>
+        <w:spacing w:after="0" w:line="276" w:lineRule="auto"/>
       </w:pPr>
       <w:r>
         <w:rPr>
@@ -866,6 +980,7 @@
           <w:ilvl w:val="0"/>
           <w:numId w:val="10"/>
         </w:numPr>
+        <w:spacing w:after="0" w:line="276" w:lineRule="auto"/>
       </w:pPr>
       <w:r>
         <w:rPr>
@@ -893,7 +1008,7 @@
           <w:ilvl w:val="0"/>
           <w:numId w:val="10"/>
         </w:numPr>
-        <w:spacing w:after="240"/>
+        <w:spacing w:after="240" w:line="276" w:lineRule="auto"/>
       </w:pPr>
       <w:r>
         <w:rPr>
@@ -917,7 +1032,7 @@
     </w:p>
     <w:p>
       <w:r>
-        <w:pict w14:anchorId="0B39D7BB">
+        <w:pict w14:anchorId="73124329">
           <v:rect id="_x0000_i1028" style="width:0;height:1.5pt" o:hralign="center" o:hrstd="t" o:hr="t" fillcolor="#a0a0a0" stroked="f"/>
         </w:pict>
       </w:r>
@@ -950,51 +1065,77 @@
       </w:pPr>
       <w:r>
         <w:rPr>
-          <w:b/>
-          <w:shd w:val="clear" w:color="auto" w:fill="B7B7B7"/>
-        </w:rPr>
-        <w:t># Source</w:t>
-      </w:r>
-      <w:r>
-        <w:rPr>
-          <w:shd w:val="clear" w:color="auto" w:fill="B7B7B7"/>
-        </w:rPr>
-        <w:t xml:space="preserve">: </w:t>
-      </w:r>
-      <w:r>
-        <w:rPr>
-          <w:b/>
-          <w:shd w:val="clear" w:color="auto" w:fill="B7B7B7"/>
-        </w:rPr>
-        <w:t xml:space="preserve">Chatgpt </w:t>
-      </w:r>
-      <w:r>
-        <w:rPr>
-          <w:b/>
-          <w:sz w:val="14"/>
-          <w:szCs w:val="14"/>
-          <w:shd w:val="clear" w:color="auto" w:fill="B7B7B7"/>
-        </w:rPr>
-        <w:t>(GPT</w:t>
-      </w:r>
-      <w:r>
-        <w:rPr>
-          <w:rFonts w:ascii="Cambria Math" w:hAnsi="Cambria Math" w:cs="Cambria Math"/>
-          <w:b/>
-          <w:sz w:val="14"/>
-          <w:szCs w:val="14"/>
-          <w:shd w:val="clear" w:color="auto" w:fill="B7B7B7"/>
+          <w:rFonts w:ascii="Arial" w:eastAsia="Arial" w:hAnsi="Arial" w:cs="Arial"/>
+          <w:b/>
+          <w:color w:val="000000"/>
+          <w:sz w:val="18"/>
+          <w:highlight w:val="lightGray"/>
+        </w:rPr>
+        <w:t># Source: AI Source: Provided by: [Data Path</w:t>
+      </w:r>
+      <w:r>
+        <w:rPr>
+          <w:rFonts w:ascii="Arial" w:eastAsia="Arial" w:hAnsi="Arial" w:cs="Arial"/>
+          <w:color w:val="000000"/>
+          <w:sz w:val="18"/>
+          <w:highlight w:val="lightGray"/>
+        </w:rPr>
+        <w:t xml:space="preserve">: Persons Table -&gt; ID Column: 1, Name_En Column: Motasem Essam] -&gt; </w:t>
+      </w:r>
+      <w:r>
+        <w:rPr>
+          <w:rFonts w:ascii="Arial" w:eastAsia="Arial" w:hAnsi="Arial" w:cs="Arial"/>
+          <w:b/>
+          <w:color w:val="000000"/>
+          <w:sz w:val="18"/>
+          <w:highlight w:val="lightGray"/>
+        </w:rPr>
+        <w:t>From:</w:t>
+      </w:r>
+      <w:r>
+        <w:rPr>
+          <w:rFonts w:ascii="Arial" w:eastAsia="Arial" w:hAnsi="Arial" w:cs="Arial"/>
+          <w:color w:val="000000"/>
+          <w:sz w:val="18"/>
+          <w:highlight w:val="lightGray"/>
+        </w:rPr>
+        <w:t xml:space="preserve"> [Chatgpt (GPT</w:t>
+      </w:r>
+      <w:r>
+        <w:rPr>
+          <w:rFonts w:ascii="Arial" w:eastAsia="Arial" w:hAnsi="Arial" w:cs="Cambria Math"/>
+          <w:color w:val="000000"/>
+          <w:sz w:val="18"/>
+          <w:highlight w:val="lightGray"/>
         </w:rPr>
         <w:t>‑</w:t>
       </w:r>
       <w:r>
         <w:rPr>
-          <w:b/>
-          <w:sz w:val="14"/>
-          <w:szCs w:val="14"/>
-          <w:shd w:val="clear" w:color="auto" w:fill="B7B7B7"/>
-        </w:rPr>
-        <w:t>5 Mini) at [8/14/2025]</w:t>
+          <w:rFonts w:ascii="Arial" w:eastAsia="Arial" w:hAnsi="Arial" w:cs="Arial"/>
+          <w:color w:val="000000"/>
+          <w:sz w:val="18"/>
+          <w:highlight w:val="lightGray"/>
+        </w:rPr>
+        <w:t xml:space="preserve">5 Mini)] </w:t>
+      </w:r>
+      <w:r>
+        <w:rPr>
+          <w:rFonts w:ascii="Arial" w:eastAsia="Arial" w:hAnsi="Arial" w:cs="Arial"/>
+          <w:b/>
+          <w:color w:val="000000"/>
+          <w:sz w:val="18"/>
+          <w:highlight w:val="lightGray"/>
+        </w:rPr>
+        <w:t>on</w:t>
+      </w:r>
+      <w:r>
+        <w:rPr>
+          <w:rFonts w:ascii="Arial" w:eastAsia="Arial" w:hAnsi="Arial"/>
+          <w:sz w:val="18"/>
+          <w:highlight w:val="lightGray"/>
+        </w:rPr>
+        <w:t xml:space="preserve"> [8/14/2025]</w:t>
       </w:r>
     </w:p>
     <w:p>
@@ -1010,7 +1151,6 @@
           <w:rFonts w:ascii="Roboto Mono" w:eastAsia="Roboto Mono" w:hAnsi="Roboto Mono" w:cs="Roboto Mono"/>
           <w:b/>
         </w:rPr>
-        <w:lastRenderedPageBreak/>
         <w:t>Artifact:</w:t>
       </w:r>
       <w:r>
@@ -1040,7 +1180,7 @@
           <w:ilvl w:val="0"/>
           <w:numId w:val="9"/>
         </w:numPr>
-        <w:spacing w:before="240"/>
+        <w:spacing w:before="240" w:after="0" w:line="276" w:lineRule="auto"/>
         <w:rPr>
           <w:rFonts w:ascii="Roboto Mono" w:eastAsia="Roboto Mono" w:hAnsi="Roboto Mono" w:cs="Roboto Mono"/>
         </w:rPr>
@@ -1064,6 +1204,7 @@
           <w:ilvl w:val="0"/>
           <w:numId w:val="9"/>
         </w:numPr>
+        <w:spacing w:after="0" w:line="276" w:lineRule="auto"/>
         <w:rPr>
           <w:rFonts w:ascii="Roboto Mono" w:eastAsia="Roboto Mono" w:hAnsi="Roboto Mono" w:cs="Roboto Mono"/>
         </w:rPr>
@@ -1087,6 +1228,7 @@
           <w:ilvl w:val="0"/>
           <w:numId w:val="9"/>
         </w:numPr>
+        <w:spacing w:after="0" w:line="276" w:lineRule="auto"/>
         <w:rPr>
           <w:rFonts w:ascii="Roboto Mono" w:eastAsia="Roboto Mono" w:hAnsi="Roboto Mono" w:cs="Roboto Mono"/>
         </w:rPr>
@@ -1110,7 +1252,7 @@
           <w:ilvl w:val="0"/>
           <w:numId w:val="9"/>
         </w:numPr>
-        <w:spacing w:after="240"/>
+        <w:spacing w:after="240" w:line="276" w:lineRule="auto"/>
         <w:rPr>
           <w:rFonts w:ascii="Roboto Mono" w:eastAsia="Roboto Mono" w:hAnsi="Roboto Mono" w:cs="Roboto Mono"/>
         </w:rPr>
@@ -1150,7 +1292,7 @@
           <w:ilvl w:val="0"/>
           <w:numId w:val="7"/>
         </w:numPr>
-        <w:spacing w:before="240"/>
+        <w:spacing w:before="240" w:after="0" w:line="276" w:lineRule="auto"/>
         <w:rPr>
           <w:rFonts w:ascii="Roboto Mono" w:eastAsia="Roboto Mono" w:hAnsi="Roboto Mono" w:cs="Roboto Mono"/>
         </w:rPr>
@@ -1199,6 +1341,7 @@
           <w:ilvl w:val="0"/>
           <w:numId w:val="7"/>
         </w:numPr>
+        <w:spacing w:after="0" w:line="276" w:lineRule="auto"/>
         <w:rPr>
           <w:rFonts w:ascii="Roboto Mono" w:eastAsia="Roboto Mono" w:hAnsi="Roboto Mono" w:cs="Roboto Mono"/>
         </w:rPr>
@@ -1247,7 +1390,7 @@
           <w:ilvl w:val="0"/>
           <w:numId w:val="7"/>
         </w:numPr>
-        <w:spacing w:after="240"/>
+        <w:spacing w:after="240" w:line="276" w:lineRule="auto"/>
       </w:pPr>
       <w:r>
         <w:rPr>
@@ -1277,7 +1420,7 @@
     </w:p>
     <w:p>
       <w:r>
-        <w:pict w14:anchorId="4515D3F6">
+        <w:pict w14:anchorId="1EA76D43">
           <v:rect id="_x0000_i1029" style="width:0;height:1.5pt" o:hralign="center" o:hrstd="t" o:hr="t" fillcolor="#a0a0a0" stroked="f"/>
         </w:pict>
       </w:r>
@@ -1310,51 +1453,77 @@
       </w:pPr>
       <w:r>
         <w:rPr>
-          <w:b/>
-          <w:shd w:val="clear" w:color="auto" w:fill="B7B7B7"/>
-        </w:rPr>
-        <w:t># Source</w:t>
-      </w:r>
-      <w:r>
-        <w:rPr>
-          <w:shd w:val="clear" w:color="auto" w:fill="B7B7B7"/>
-        </w:rPr>
-        <w:t xml:space="preserve">: </w:t>
-      </w:r>
-      <w:r>
-        <w:rPr>
-          <w:b/>
-          <w:shd w:val="clear" w:color="auto" w:fill="B7B7B7"/>
-        </w:rPr>
-        <w:t xml:space="preserve">Chatgpt </w:t>
-      </w:r>
-      <w:r>
-        <w:rPr>
-          <w:b/>
-          <w:sz w:val="14"/>
-          <w:szCs w:val="14"/>
-          <w:shd w:val="clear" w:color="auto" w:fill="B7B7B7"/>
-        </w:rPr>
-        <w:t>(GPT</w:t>
-      </w:r>
-      <w:r>
-        <w:rPr>
-          <w:rFonts w:ascii="Cambria Math" w:hAnsi="Cambria Math" w:cs="Cambria Math"/>
-          <w:b/>
-          <w:sz w:val="14"/>
-          <w:szCs w:val="14"/>
-          <w:shd w:val="clear" w:color="auto" w:fill="B7B7B7"/>
+          <w:rFonts w:ascii="Arial" w:eastAsia="Arial" w:hAnsi="Arial" w:cs="Arial"/>
+          <w:b/>
+          <w:color w:val="000000"/>
+          <w:sz w:val="18"/>
+          <w:highlight w:val="lightGray"/>
+        </w:rPr>
+        <w:t># Source: AI Source: Provided by: [Data Path</w:t>
+      </w:r>
+      <w:r>
+        <w:rPr>
+          <w:rFonts w:ascii="Arial" w:eastAsia="Arial" w:hAnsi="Arial" w:cs="Arial"/>
+          <w:color w:val="000000"/>
+          <w:sz w:val="18"/>
+          <w:highlight w:val="lightGray"/>
+        </w:rPr>
+        <w:t xml:space="preserve">: Persons Table -&gt; ID Column: 1, Name_En Column: Motasem Essam] -&gt; </w:t>
+      </w:r>
+      <w:r>
+        <w:rPr>
+          <w:rFonts w:ascii="Arial" w:eastAsia="Arial" w:hAnsi="Arial" w:cs="Arial"/>
+          <w:b/>
+          <w:color w:val="000000"/>
+          <w:sz w:val="18"/>
+          <w:highlight w:val="lightGray"/>
+        </w:rPr>
+        <w:t>From:</w:t>
+      </w:r>
+      <w:r>
+        <w:rPr>
+          <w:rFonts w:ascii="Arial" w:eastAsia="Arial" w:hAnsi="Arial" w:cs="Arial"/>
+          <w:color w:val="000000"/>
+          <w:sz w:val="18"/>
+          <w:highlight w:val="lightGray"/>
+        </w:rPr>
+        <w:t xml:space="preserve"> [Chatgpt (GPT</w:t>
+      </w:r>
+      <w:r>
+        <w:rPr>
+          <w:rFonts w:ascii="Arial" w:eastAsia="Arial" w:hAnsi="Arial" w:cs="Cambria Math"/>
+          <w:color w:val="000000"/>
+          <w:sz w:val="18"/>
+          <w:highlight w:val="lightGray"/>
         </w:rPr>
         <w:t>‑</w:t>
       </w:r>
       <w:r>
         <w:rPr>
-          <w:b/>
-          <w:sz w:val="14"/>
-          <w:szCs w:val="14"/>
-          <w:shd w:val="clear" w:color="auto" w:fill="B7B7B7"/>
-        </w:rPr>
-        <w:t>5 Mini) at [8/14/2025]</w:t>
+          <w:rFonts w:ascii="Arial" w:eastAsia="Arial" w:hAnsi="Arial" w:cs="Arial"/>
+          <w:color w:val="000000"/>
+          <w:sz w:val="18"/>
+          <w:highlight w:val="lightGray"/>
+        </w:rPr>
+        <w:t xml:space="preserve">5 Mini)] </w:t>
+      </w:r>
+      <w:r>
+        <w:rPr>
+          <w:rFonts w:ascii="Arial" w:eastAsia="Arial" w:hAnsi="Arial" w:cs="Arial"/>
+          <w:b/>
+          <w:color w:val="000000"/>
+          <w:sz w:val="18"/>
+          <w:highlight w:val="lightGray"/>
+        </w:rPr>
+        <w:t>on</w:t>
+      </w:r>
+      <w:r>
+        <w:rPr>
+          <w:rFonts w:ascii="Arial" w:eastAsia="Arial" w:hAnsi="Arial"/>
+          <w:sz w:val="18"/>
+          <w:highlight w:val="lightGray"/>
+        </w:rPr>
+        <w:t xml:space="preserve"> [8/14/2025]</w:t>
       </w:r>
     </w:p>
     <w:p>
@@ -1363,7 +1532,7 @@
           <w:ilvl w:val="0"/>
           <w:numId w:val="4"/>
         </w:numPr>
-        <w:spacing w:before="240"/>
+        <w:spacing w:before="240" w:after="0" w:line="276" w:lineRule="auto"/>
       </w:pPr>
       <w:r>
         <w:rPr>
@@ -1391,13 +1560,13 @@
           <w:ilvl w:val="0"/>
           <w:numId w:val="4"/>
         </w:numPr>
-      </w:pPr>
-      <w:r>
-        <w:rPr>
-          <w:rFonts w:ascii="Roboto Mono" w:eastAsia="Roboto Mono" w:hAnsi="Roboto Mono" w:cs="Roboto Mono"/>
-          <w:b/>
-        </w:rPr>
-        <w:lastRenderedPageBreak/>
+        <w:spacing w:after="0" w:line="276" w:lineRule="auto"/>
+      </w:pPr>
+      <w:r>
+        <w:rPr>
+          <w:rFonts w:ascii="Roboto Mono" w:eastAsia="Roboto Mono" w:hAnsi="Roboto Mono" w:cs="Roboto Mono"/>
+          <w:b/>
+        </w:rPr>
         <w:t>Technical Review</w:t>
       </w:r>
       <w:r>
@@ -1419,7 +1588,7 @@
           <w:ilvl w:val="0"/>
           <w:numId w:val="4"/>
         </w:numPr>
-        <w:spacing w:after="240"/>
+        <w:spacing w:after="240" w:line="276" w:lineRule="auto"/>
       </w:pPr>
       <w:r>
         <w:rPr>
@@ -1482,7 +1651,7 @@
     </w:p>
     <w:p>
       <w:r>
-        <w:pict w14:anchorId="71715297">
+        <w:pict w14:anchorId="18177670">
           <v:rect id="_x0000_i1030" style="width:0;height:1.5pt" o:hralign="center" o:hrstd="t" o:hr="t" fillcolor="#a0a0a0" stroked="f"/>
         </w:pict>
       </w:r>
@@ -1503,51 +1672,77 @@
       </w:pPr>
       <w:r>
         <w:rPr>
-          <w:b/>
-          <w:shd w:val="clear" w:color="auto" w:fill="B7B7B7"/>
-        </w:rPr>
-        <w:t># Source</w:t>
-      </w:r>
-      <w:r>
-        <w:rPr>
-          <w:shd w:val="clear" w:color="auto" w:fill="B7B7B7"/>
-        </w:rPr>
-        <w:t xml:space="preserve">: </w:t>
-      </w:r>
-      <w:r>
-        <w:rPr>
-          <w:b/>
-          <w:shd w:val="clear" w:color="auto" w:fill="B7B7B7"/>
-        </w:rPr>
-        <w:t xml:space="preserve">Chatgpt </w:t>
-      </w:r>
-      <w:r>
-        <w:rPr>
-          <w:b/>
-          <w:sz w:val="14"/>
-          <w:szCs w:val="14"/>
-          <w:shd w:val="clear" w:color="auto" w:fill="B7B7B7"/>
-        </w:rPr>
-        <w:t>(GPT</w:t>
-      </w:r>
-      <w:r>
-        <w:rPr>
-          <w:rFonts w:ascii="Cambria Math" w:hAnsi="Cambria Math" w:cs="Cambria Math"/>
-          <w:b/>
-          <w:sz w:val="14"/>
-          <w:szCs w:val="14"/>
-          <w:shd w:val="clear" w:color="auto" w:fill="B7B7B7"/>
+          <w:rFonts w:ascii="Arial" w:eastAsia="Arial" w:hAnsi="Arial" w:cs="Arial"/>
+          <w:b/>
+          <w:color w:val="000000"/>
+          <w:sz w:val="18"/>
+          <w:highlight w:val="lightGray"/>
+        </w:rPr>
+        <w:t># Source: AI Source: Provided by: [Data Path</w:t>
+      </w:r>
+      <w:r>
+        <w:rPr>
+          <w:rFonts w:ascii="Arial" w:eastAsia="Arial" w:hAnsi="Arial" w:cs="Arial"/>
+          <w:color w:val="000000"/>
+          <w:sz w:val="18"/>
+          <w:highlight w:val="lightGray"/>
+        </w:rPr>
+        <w:t xml:space="preserve">: Persons Table -&gt; ID Column: 1, Name_En Column: Motasem Essam] -&gt; </w:t>
+      </w:r>
+      <w:r>
+        <w:rPr>
+          <w:rFonts w:ascii="Arial" w:eastAsia="Arial" w:hAnsi="Arial" w:cs="Arial"/>
+          <w:b/>
+          <w:color w:val="000000"/>
+          <w:sz w:val="18"/>
+          <w:highlight w:val="lightGray"/>
+        </w:rPr>
+        <w:t>From:</w:t>
+      </w:r>
+      <w:r>
+        <w:rPr>
+          <w:rFonts w:ascii="Arial" w:eastAsia="Arial" w:hAnsi="Arial" w:cs="Arial"/>
+          <w:color w:val="000000"/>
+          <w:sz w:val="18"/>
+          <w:highlight w:val="lightGray"/>
+        </w:rPr>
+        <w:t xml:space="preserve"> [Chatgpt (GPT</w:t>
+      </w:r>
+      <w:r>
+        <w:rPr>
+          <w:rFonts w:ascii="Arial" w:eastAsia="Arial" w:hAnsi="Arial" w:cs="Cambria Math"/>
+          <w:color w:val="000000"/>
+          <w:sz w:val="18"/>
+          <w:highlight w:val="lightGray"/>
         </w:rPr>
         <w:t>‑</w:t>
       </w:r>
       <w:r>
         <w:rPr>
-          <w:b/>
-          <w:sz w:val="14"/>
-          <w:szCs w:val="14"/>
-          <w:shd w:val="clear" w:color="auto" w:fill="B7B7B7"/>
-        </w:rPr>
-        <w:t>5 Mini) at [8/14/2025]</w:t>
+          <w:rFonts w:ascii="Arial" w:eastAsia="Arial" w:hAnsi="Arial" w:cs="Arial"/>
+          <w:color w:val="000000"/>
+          <w:sz w:val="18"/>
+          <w:highlight w:val="lightGray"/>
+        </w:rPr>
+        <w:t xml:space="preserve">5 Mini)] </w:t>
+      </w:r>
+      <w:r>
+        <w:rPr>
+          <w:rFonts w:ascii="Arial" w:eastAsia="Arial" w:hAnsi="Arial" w:cs="Arial"/>
+          <w:b/>
+          <w:color w:val="000000"/>
+          <w:sz w:val="18"/>
+          <w:highlight w:val="lightGray"/>
+        </w:rPr>
+        <w:t>on</w:t>
+      </w:r>
+      <w:r>
+        <w:rPr>
+          <w:rFonts w:ascii="Arial" w:eastAsia="Arial" w:hAnsi="Arial"/>
+          <w:sz w:val="18"/>
+          <w:highlight w:val="lightGray"/>
+        </w:rPr>
+        <w:t xml:space="preserve"> [8/14/2025]</w:t>
       </w:r>
     </w:p>
     <w:p>
@@ -1605,7 +1800,7 @@
     </w:p>
     <w:p>
       <w:r>
-        <w:pict w14:anchorId="237A5CF9">
+        <w:pict w14:anchorId="57276B05">
           <v:rect id="_x0000_i1031" style="width:0;height:1.5pt" o:hralign="center" o:hrstd="t" o:hr="t" fillcolor="#a0a0a0" stroked="f"/>
         </w:pict>
       </w:r>
@@ -1628,51 +1823,77 @@
       </w:pPr>
       <w:r>
         <w:rPr>
-          <w:b/>
-          <w:shd w:val="clear" w:color="auto" w:fill="B7B7B7"/>
-        </w:rPr>
-        <w:t># Source</w:t>
-      </w:r>
-      <w:r>
-        <w:rPr>
-          <w:shd w:val="clear" w:color="auto" w:fill="B7B7B7"/>
-        </w:rPr>
-        <w:t xml:space="preserve">: </w:t>
-      </w:r>
-      <w:r>
-        <w:rPr>
-          <w:b/>
-          <w:shd w:val="clear" w:color="auto" w:fill="B7B7B7"/>
-        </w:rPr>
-        <w:t xml:space="preserve">Chatgpt </w:t>
-      </w:r>
-      <w:r>
-        <w:rPr>
-          <w:b/>
-          <w:sz w:val="14"/>
-          <w:szCs w:val="14"/>
-          <w:shd w:val="clear" w:color="auto" w:fill="B7B7B7"/>
-        </w:rPr>
-        <w:t>(GPT</w:t>
-      </w:r>
-      <w:r>
-        <w:rPr>
-          <w:rFonts w:ascii="Cambria Math" w:hAnsi="Cambria Math" w:cs="Cambria Math"/>
-          <w:b/>
-          <w:sz w:val="14"/>
-          <w:szCs w:val="14"/>
-          <w:shd w:val="clear" w:color="auto" w:fill="B7B7B7"/>
+          <w:rFonts w:ascii="Arial" w:eastAsia="Arial" w:hAnsi="Arial" w:cs="Arial"/>
+          <w:b/>
+          <w:color w:val="000000"/>
+          <w:sz w:val="18"/>
+          <w:highlight w:val="lightGray"/>
+        </w:rPr>
+        <w:t># Source: AI Source: Provided by: [Data Path</w:t>
+      </w:r>
+      <w:r>
+        <w:rPr>
+          <w:rFonts w:ascii="Arial" w:eastAsia="Arial" w:hAnsi="Arial" w:cs="Arial"/>
+          <w:color w:val="000000"/>
+          <w:sz w:val="18"/>
+          <w:highlight w:val="lightGray"/>
+        </w:rPr>
+        <w:t xml:space="preserve">: Persons Table -&gt; ID Column: 1, Name_En Column: Motasem Essam] -&gt; </w:t>
+      </w:r>
+      <w:r>
+        <w:rPr>
+          <w:rFonts w:ascii="Arial" w:eastAsia="Arial" w:hAnsi="Arial" w:cs="Arial"/>
+          <w:b/>
+          <w:color w:val="000000"/>
+          <w:sz w:val="18"/>
+          <w:highlight w:val="lightGray"/>
+        </w:rPr>
+        <w:t>From:</w:t>
+      </w:r>
+      <w:r>
+        <w:rPr>
+          <w:rFonts w:ascii="Arial" w:eastAsia="Arial" w:hAnsi="Arial" w:cs="Arial"/>
+          <w:color w:val="000000"/>
+          <w:sz w:val="18"/>
+          <w:highlight w:val="lightGray"/>
+        </w:rPr>
+        <w:t xml:space="preserve"> [Chatgpt (GPT</w:t>
+      </w:r>
+      <w:r>
+        <w:rPr>
+          <w:rFonts w:ascii="Arial" w:eastAsia="Arial" w:hAnsi="Arial" w:cs="Cambria Math"/>
+          <w:color w:val="000000"/>
+          <w:sz w:val="18"/>
+          <w:highlight w:val="lightGray"/>
         </w:rPr>
         <w:t>‑</w:t>
       </w:r>
       <w:r>
         <w:rPr>
-          <w:b/>
-          <w:sz w:val="14"/>
-          <w:szCs w:val="14"/>
-          <w:shd w:val="clear" w:color="auto" w:fill="B7B7B7"/>
-        </w:rPr>
-        <w:t>5 Mini) at [8/14/2025]</w:t>
+          <w:rFonts w:ascii="Arial" w:eastAsia="Arial" w:hAnsi="Arial" w:cs="Arial"/>
+          <w:color w:val="000000"/>
+          <w:sz w:val="18"/>
+          <w:highlight w:val="lightGray"/>
+        </w:rPr>
+        <w:t xml:space="preserve">5 Mini)] </w:t>
+      </w:r>
+      <w:r>
+        <w:rPr>
+          <w:rFonts w:ascii="Arial" w:eastAsia="Arial" w:hAnsi="Arial" w:cs="Arial"/>
+          <w:b/>
+          <w:color w:val="000000"/>
+          <w:sz w:val="18"/>
+          <w:highlight w:val="lightGray"/>
+        </w:rPr>
+        <w:t>on</w:t>
+      </w:r>
+      <w:r>
+        <w:rPr>
+          <w:rFonts w:ascii="Arial" w:eastAsia="Arial" w:hAnsi="Arial"/>
+          <w:sz w:val="18"/>
+          <w:highlight w:val="lightGray"/>
+        </w:rPr>
+        <w:t xml:space="preserve"> [8/14/2025]</w:t>
       </w:r>
     </w:p>
     <w:p>
@@ -1681,7 +1902,7 @@
           <w:ilvl w:val="0"/>
           <w:numId w:val="11"/>
         </w:numPr>
-        <w:spacing w:before="240"/>
+        <w:spacing w:before="240" w:after="0" w:line="276" w:lineRule="auto"/>
       </w:pPr>
       <w:r>
         <w:rPr>
@@ -1709,6 +1930,7 @@
           <w:ilvl w:val="1"/>
           <w:numId w:val="11"/>
         </w:numPr>
+        <w:spacing w:after="0" w:line="276" w:lineRule="auto"/>
       </w:pPr>
       <w:r>
         <w:rPr>
@@ -1742,6 +1964,7 @@
           <w:ilvl w:val="0"/>
           <w:numId w:val="11"/>
         </w:numPr>
+        <w:spacing w:after="0" w:line="276" w:lineRule="auto"/>
       </w:pPr>
       <w:r>
         <w:rPr>
@@ -1782,7 +2005,7 @@
           <w:ilvl w:val="1"/>
           <w:numId w:val="11"/>
         </w:numPr>
-        <w:spacing w:after="240"/>
+        <w:spacing w:after="240" w:line="276" w:lineRule="auto"/>
       </w:pPr>
       <w:r>
         <w:rPr>
@@ -1812,7 +2035,7 @@
     </w:p>
     <w:p>
       <w:r>
-        <w:pict w14:anchorId="284D8883">
+        <w:pict w14:anchorId="1E4191D5">
           <v:rect id="_x0000_i1032" style="width:0;height:1.5pt" o:hralign="center" o:hrstd="t" o:hr="t" fillcolor="#a0a0a0" stroked="f"/>
         </w:pict>
       </w:r>
@@ -1835,51 +2058,77 @@
       </w:pPr>
       <w:r>
         <w:rPr>
-          <w:b/>
-          <w:shd w:val="clear" w:color="auto" w:fill="B7B7B7"/>
-        </w:rPr>
-        <w:t># Source</w:t>
-      </w:r>
-      <w:r>
-        <w:rPr>
-          <w:shd w:val="clear" w:color="auto" w:fill="B7B7B7"/>
-        </w:rPr>
-        <w:t xml:space="preserve">: </w:t>
-      </w:r>
-      <w:r>
-        <w:rPr>
-          <w:b/>
-          <w:shd w:val="clear" w:color="auto" w:fill="B7B7B7"/>
-        </w:rPr>
-        <w:t xml:space="preserve">Chatgpt </w:t>
-      </w:r>
-      <w:r>
-        <w:rPr>
-          <w:b/>
-          <w:sz w:val="14"/>
-          <w:szCs w:val="14"/>
-          <w:shd w:val="clear" w:color="auto" w:fill="B7B7B7"/>
-        </w:rPr>
-        <w:t>(GPT</w:t>
-      </w:r>
-      <w:r>
-        <w:rPr>
-          <w:rFonts w:ascii="Cambria Math" w:hAnsi="Cambria Math" w:cs="Cambria Math"/>
-          <w:b/>
-          <w:sz w:val="14"/>
-          <w:szCs w:val="14"/>
-          <w:shd w:val="clear" w:color="auto" w:fill="B7B7B7"/>
+          <w:rFonts w:ascii="Arial" w:eastAsia="Arial" w:hAnsi="Arial" w:cs="Arial"/>
+          <w:b/>
+          <w:color w:val="000000"/>
+          <w:sz w:val="18"/>
+          <w:highlight w:val="lightGray"/>
+        </w:rPr>
+        <w:t># Source: AI Source: Provided by: [Data Path</w:t>
+      </w:r>
+      <w:r>
+        <w:rPr>
+          <w:rFonts w:ascii="Arial" w:eastAsia="Arial" w:hAnsi="Arial" w:cs="Arial"/>
+          <w:color w:val="000000"/>
+          <w:sz w:val="18"/>
+          <w:highlight w:val="lightGray"/>
+        </w:rPr>
+        <w:t xml:space="preserve">: Persons Table -&gt; ID Column: 1, Name_En Column: Motasem Essam] -&gt; </w:t>
+      </w:r>
+      <w:r>
+        <w:rPr>
+          <w:rFonts w:ascii="Arial" w:eastAsia="Arial" w:hAnsi="Arial" w:cs="Arial"/>
+          <w:b/>
+          <w:color w:val="000000"/>
+          <w:sz w:val="18"/>
+          <w:highlight w:val="lightGray"/>
+        </w:rPr>
+        <w:t>From:</w:t>
+      </w:r>
+      <w:r>
+        <w:rPr>
+          <w:rFonts w:ascii="Arial" w:eastAsia="Arial" w:hAnsi="Arial" w:cs="Arial"/>
+          <w:color w:val="000000"/>
+          <w:sz w:val="18"/>
+          <w:highlight w:val="lightGray"/>
+        </w:rPr>
+        <w:t xml:space="preserve"> [Chatgpt (GPT</w:t>
+      </w:r>
+      <w:r>
+        <w:rPr>
+          <w:rFonts w:ascii="Arial" w:eastAsia="Arial" w:hAnsi="Arial" w:cs="Cambria Math"/>
+          <w:color w:val="000000"/>
+          <w:sz w:val="18"/>
+          <w:highlight w:val="lightGray"/>
         </w:rPr>
         <w:t>‑</w:t>
       </w:r>
       <w:r>
         <w:rPr>
-          <w:b/>
-          <w:sz w:val="14"/>
-          <w:szCs w:val="14"/>
-          <w:shd w:val="clear" w:color="auto" w:fill="B7B7B7"/>
-        </w:rPr>
-        <w:t>5 Mini) at [8/14/2025]</w:t>
+          <w:rFonts w:ascii="Arial" w:eastAsia="Arial" w:hAnsi="Arial" w:cs="Arial"/>
+          <w:color w:val="000000"/>
+          <w:sz w:val="18"/>
+          <w:highlight w:val="lightGray"/>
+        </w:rPr>
+        <w:t xml:space="preserve">5 Mini)] </w:t>
+      </w:r>
+      <w:r>
+        <w:rPr>
+          <w:rFonts w:ascii="Arial" w:eastAsia="Arial" w:hAnsi="Arial" w:cs="Arial"/>
+          <w:b/>
+          <w:color w:val="000000"/>
+          <w:sz w:val="18"/>
+          <w:highlight w:val="lightGray"/>
+        </w:rPr>
+        <w:t>on</w:t>
+      </w:r>
+      <w:r>
+        <w:rPr>
+          <w:rFonts w:ascii="Arial" w:eastAsia="Arial" w:hAnsi="Arial"/>
+          <w:sz w:val="18"/>
+          <w:highlight w:val="lightGray"/>
+        </w:rPr>
+        <w:t xml:space="preserve"> [8/14/2025]</w:t>
       </w:r>
     </w:p>
     <w:p>
@@ -1888,7 +2137,7 @@
           <w:ilvl w:val="0"/>
           <w:numId w:val="6"/>
         </w:numPr>
-        <w:spacing w:before="240"/>
+        <w:spacing w:before="240" w:after="0" w:line="276" w:lineRule="auto"/>
       </w:pPr>
       <w:r>
         <w:rPr>
@@ -1929,14 +2178,13 @@
           <w:ilvl w:val="0"/>
           <w:numId w:val="6"/>
         </w:numPr>
-        <w:spacing w:after="240"/>
-      </w:pPr>
-      <w:r>
-        <w:rPr>
-          <w:rFonts w:ascii="Roboto Mono" w:eastAsia="Roboto Mono" w:hAnsi="Roboto Mono" w:cs="Roboto Mono"/>
-          <w:b/>
-        </w:rPr>
-        <w:lastRenderedPageBreak/>
+        <w:spacing w:after="240" w:line="276" w:lineRule="auto"/>
+      </w:pPr>
+      <w:r>
+        <w:rPr>
+          <w:rFonts w:ascii="Roboto Mono" w:eastAsia="Roboto Mono" w:hAnsi="Roboto Mono" w:cs="Roboto Mono"/>
+          <w:b/>
+        </w:rPr>
         <w:t>Inspection</w:t>
       </w:r>
       <w:r>
@@ -1964,7 +2212,7 @@
     </w:p>
     <w:p>
       <w:r>
-        <w:pict w14:anchorId="417ACB14">
+        <w:pict w14:anchorId="54846B40">
           <v:rect id="_x0000_i1033" style="width:0;height:1.5pt" o:hralign="center" o:hrstd="t" o:hr="t" fillcolor="#a0a0a0" stroked="f"/>
         </w:pict>
       </w:r>
@@ -1987,51 +2235,77 @@
       </w:pPr>
       <w:r>
         <w:rPr>
-          <w:b/>
-          <w:shd w:val="clear" w:color="auto" w:fill="B7B7B7"/>
-        </w:rPr>
-        <w:t># Source</w:t>
-      </w:r>
-      <w:r>
-        <w:rPr>
-          <w:shd w:val="clear" w:color="auto" w:fill="B7B7B7"/>
-        </w:rPr>
-        <w:t xml:space="preserve">: </w:t>
-      </w:r>
-      <w:r>
-        <w:rPr>
-          <w:b/>
-          <w:shd w:val="clear" w:color="auto" w:fill="B7B7B7"/>
-        </w:rPr>
-        <w:t xml:space="preserve">Chatgpt </w:t>
-      </w:r>
-      <w:r>
-        <w:rPr>
-          <w:b/>
-          <w:sz w:val="14"/>
-          <w:szCs w:val="14"/>
-          <w:shd w:val="clear" w:color="auto" w:fill="B7B7B7"/>
-        </w:rPr>
-        <w:t>(GPT</w:t>
-      </w:r>
-      <w:r>
-        <w:rPr>
-          <w:rFonts w:ascii="Cambria Math" w:hAnsi="Cambria Math" w:cs="Cambria Math"/>
-          <w:b/>
-          <w:sz w:val="14"/>
-          <w:szCs w:val="14"/>
-          <w:shd w:val="clear" w:color="auto" w:fill="B7B7B7"/>
+          <w:rFonts w:ascii="Arial" w:eastAsia="Arial" w:hAnsi="Arial" w:cs="Arial"/>
+          <w:b/>
+          <w:color w:val="000000"/>
+          <w:sz w:val="18"/>
+          <w:highlight w:val="lightGray"/>
+        </w:rPr>
+        <w:t># Source: AI Source: Provided by: [Data Path</w:t>
+      </w:r>
+      <w:r>
+        <w:rPr>
+          <w:rFonts w:ascii="Arial" w:eastAsia="Arial" w:hAnsi="Arial" w:cs="Arial"/>
+          <w:color w:val="000000"/>
+          <w:sz w:val="18"/>
+          <w:highlight w:val="lightGray"/>
+        </w:rPr>
+        <w:t xml:space="preserve">: Persons Table -&gt; ID Column: 1, Name_En Column: Motasem Essam] -&gt; </w:t>
+      </w:r>
+      <w:r>
+        <w:rPr>
+          <w:rFonts w:ascii="Arial" w:eastAsia="Arial" w:hAnsi="Arial" w:cs="Arial"/>
+          <w:b/>
+          <w:color w:val="000000"/>
+          <w:sz w:val="18"/>
+          <w:highlight w:val="lightGray"/>
+        </w:rPr>
+        <w:t>From:</w:t>
+      </w:r>
+      <w:r>
+        <w:rPr>
+          <w:rFonts w:ascii="Arial" w:eastAsia="Arial" w:hAnsi="Arial" w:cs="Arial"/>
+          <w:color w:val="000000"/>
+          <w:sz w:val="18"/>
+          <w:highlight w:val="lightGray"/>
+        </w:rPr>
+        <w:t xml:space="preserve"> [Chatgpt (GPT</w:t>
+      </w:r>
+      <w:r>
+        <w:rPr>
+          <w:rFonts w:ascii="Arial" w:eastAsia="Arial" w:hAnsi="Arial" w:cs="Cambria Math"/>
+          <w:color w:val="000000"/>
+          <w:sz w:val="18"/>
+          <w:highlight w:val="lightGray"/>
         </w:rPr>
         <w:t>‑</w:t>
       </w:r>
       <w:r>
         <w:rPr>
-          <w:b/>
-          <w:sz w:val="14"/>
-          <w:szCs w:val="14"/>
-          <w:shd w:val="clear" w:color="auto" w:fill="B7B7B7"/>
-        </w:rPr>
-        <w:t>5 Mini) at [8/14/2025]</w:t>
+          <w:rFonts w:ascii="Arial" w:eastAsia="Arial" w:hAnsi="Arial" w:cs="Arial"/>
+          <w:color w:val="000000"/>
+          <w:sz w:val="18"/>
+          <w:highlight w:val="lightGray"/>
+        </w:rPr>
+        <w:t xml:space="preserve">5 Mini)] </w:t>
+      </w:r>
+      <w:r>
+        <w:rPr>
+          <w:rFonts w:ascii="Arial" w:eastAsia="Arial" w:hAnsi="Arial" w:cs="Arial"/>
+          <w:b/>
+          <w:color w:val="000000"/>
+          <w:sz w:val="18"/>
+          <w:highlight w:val="lightGray"/>
+        </w:rPr>
+        <w:t>on</w:t>
+      </w:r>
+      <w:r>
+        <w:rPr>
+          <w:rFonts w:ascii="Arial" w:eastAsia="Arial" w:hAnsi="Arial"/>
+          <w:sz w:val="18"/>
+          <w:highlight w:val="lightGray"/>
+        </w:rPr>
+        <w:t xml:space="preserve"> [8/14/2025]</w:t>
       </w:r>
     </w:p>
     <w:p>
@@ -2040,7 +2314,7 @@
           <w:ilvl w:val="0"/>
           <w:numId w:val="12"/>
         </w:numPr>
-        <w:spacing w:before="240"/>
+        <w:spacing w:before="240" w:after="0" w:line="276" w:lineRule="auto"/>
         <w:rPr>
           <w:rFonts w:ascii="Roboto Mono" w:eastAsia="Roboto Mono" w:hAnsi="Roboto Mono" w:cs="Roboto Mono"/>
         </w:rPr>
@@ -2066,6 +2340,7 @@
           <w:ilvl w:val="1"/>
           <w:numId w:val="12"/>
         </w:numPr>
+        <w:spacing w:after="0" w:line="276" w:lineRule="auto"/>
         <w:rPr>
           <w:rFonts w:ascii="Roboto Mono" w:eastAsia="Roboto Mono" w:hAnsi="Roboto Mono" w:cs="Roboto Mono"/>
         </w:rPr>
@@ -2089,6 +2364,7 @@
           <w:ilvl w:val="1"/>
           <w:numId w:val="12"/>
         </w:numPr>
+        <w:spacing w:after="0" w:line="276" w:lineRule="auto"/>
         <w:rPr>
           <w:rFonts w:ascii="Roboto Mono" w:eastAsia="Roboto Mono" w:hAnsi="Roboto Mono" w:cs="Roboto Mono"/>
         </w:rPr>
@@ -2112,6 +2388,7 @@
           <w:ilvl w:val="1"/>
           <w:numId w:val="12"/>
         </w:numPr>
+        <w:spacing w:after="0" w:line="276" w:lineRule="auto"/>
         <w:rPr>
           <w:rFonts w:ascii="Roboto Mono" w:eastAsia="Roboto Mono" w:hAnsi="Roboto Mono" w:cs="Roboto Mono"/>
         </w:rPr>
@@ -2135,6 +2412,7 @@
           <w:ilvl w:val="0"/>
           <w:numId w:val="12"/>
         </w:numPr>
+        <w:spacing w:after="0" w:line="276" w:lineRule="auto"/>
         <w:rPr>
           <w:rFonts w:ascii="Roboto Mono" w:eastAsia="Roboto Mono" w:hAnsi="Roboto Mono" w:cs="Roboto Mono"/>
         </w:rPr>
@@ -2160,6 +2438,7 @@
           <w:ilvl w:val="1"/>
           <w:numId w:val="12"/>
         </w:numPr>
+        <w:spacing w:after="0" w:line="276" w:lineRule="auto"/>
         <w:rPr>
           <w:rFonts w:ascii="Roboto Mono" w:eastAsia="Roboto Mono" w:hAnsi="Roboto Mono" w:cs="Roboto Mono"/>
         </w:rPr>
@@ -2183,6 +2462,7 @@
           <w:ilvl w:val="1"/>
           <w:numId w:val="12"/>
         </w:numPr>
+        <w:spacing w:after="0" w:line="276" w:lineRule="auto"/>
         <w:rPr>
           <w:rFonts w:ascii="Roboto Mono" w:eastAsia="Roboto Mono" w:hAnsi="Roboto Mono" w:cs="Roboto Mono"/>
         </w:rPr>
@@ -2206,6 +2486,7 @@
           <w:ilvl w:val="1"/>
           <w:numId w:val="12"/>
         </w:numPr>
+        <w:spacing w:after="0" w:line="276" w:lineRule="auto"/>
         <w:rPr>
           <w:rFonts w:ascii="Roboto Mono" w:eastAsia="Roboto Mono" w:hAnsi="Roboto Mono" w:cs="Roboto Mono"/>
         </w:rPr>
@@ -2229,6 +2510,7 @@
           <w:ilvl w:val="1"/>
           <w:numId w:val="12"/>
         </w:numPr>
+        <w:spacing w:after="0" w:line="276" w:lineRule="auto"/>
         <w:rPr>
           <w:rFonts w:ascii="Roboto Mono" w:eastAsia="Roboto Mono" w:hAnsi="Roboto Mono" w:cs="Roboto Mono"/>
         </w:rPr>
@@ -2252,7 +2534,7 @@
           <w:ilvl w:val="1"/>
           <w:numId w:val="12"/>
         </w:numPr>
-        <w:spacing w:after="240"/>
+        <w:spacing w:after="240" w:line="276" w:lineRule="auto"/>
         <w:rPr>
           <w:rFonts w:ascii="Roboto Mono" w:eastAsia="Roboto Mono" w:hAnsi="Roboto Mono" w:cs="Roboto Mono"/>
         </w:rPr>
@@ -2272,7 +2554,7 @@
     </w:p>
     <w:p>
       <w:r>
-        <w:pict w14:anchorId="1ECD8EAB">
+        <w:pict w14:anchorId="77134C0A">
           <v:rect id="_x0000_i1034" style="width:0;height:1.5pt" o:hralign="center" o:hrstd="t" o:hr="t" fillcolor="#a0a0a0" stroked="f"/>
         </w:pict>
       </w:r>
@@ -2295,51 +2577,77 @@
       </w:pPr>
       <w:r>
         <w:rPr>
-          <w:b/>
-          <w:shd w:val="clear" w:color="auto" w:fill="B7B7B7"/>
-        </w:rPr>
-        <w:t># Source</w:t>
-      </w:r>
-      <w:r>
-        <w:rPr>
-          <w:shd w:val="clear" w:color="auto" w:fill="B7B7B7"/>
-        </w:rPr>
-        <w:t xml:space="preserve">: </w:t>
-      </w:r>
-      <w:r>
-        <w:rPr>
-          <w:b/>
-          <w:shd w:val="clear" w:color="auto" w:fill="B7B7B7"/>
-        </w:rPr>
-        <w:t xml:space="preserve">Chatgpt </w:t>
-      </w:r>
-      <w:r>
-        <w:rPr>
-          <w:b/>
-          <w:sz w:val="14"/>
-          <w:szCs w:val="14"/>
-          <w:shd w:val="clear" w:color="auto" w:fill="B7B7B7"/>
-        </w:rPr>
-        <w:t>(GPT</w:t>
-      </w:r>
-      <w:r>
-        <w:rPr>
-          <w:rFonts w:ascii="Cambria Math" w:hAnsi="Cambria Math" w:cs="Cambria Math"/>
-          <w:b/>
-          <w:sz w:val="14"/>
-          <w:szCs w:val="14"/>
-          <w:shd w:val="clear" w:color="auto" w:fill="B7B7B7"/>
+          <w:rFonts w:ascii="Arial" w:eastAsia="Arial" w:hAnsi="Arial" w:cs="Arial"/>
+          <w:b/>
+          <w:color w:val="000000"/>
+          <w:sz w:val="18"/>
+          <w:highlight w:val="lightGray"/>
+        </w:rPr>
+        <w:t># Source: AI Source: Provided by: [Data Path</w:t>
+      </w:r>
+      <w:r>
+        <w:rPr>
+          <w:rFonts w:ascii="Arial" w:eastAsia="Arial" w:hAnsi="Arial" w:cs="Arial"/>
+          <w:color w:val="000000"/>
+          <w:sz w:val="18"/>
+          <w:highlight w:val="lightGray"/>
+        </w:rPr>
+        <w:t xml:space="preserve">: Persons Table -&gt; ID Column: 1, Name_En Column: Motasem Essam] -&gt; </w:t>
+      </w:r>
+      <w:r>
+        <w:rPr>
+          <w:rFonts w:ascii="Arial" w:eastAsia="Arial" w:hAnsi="Arial" w:cs="Arial"/>
+          <w:b/>
+          <w:color w:val="000000"/>
+          <w:sz w:val="18"/>
+          <w:highlight w:val="lightGray"/>
+        </w:rPr>
+        <w:t>From:</w:t>
+      </w:r>
+      <w:r>
+        <w:rPr>
+          <w:rFonts w:ascii="Arial" w:eastAsia="Arial" w:hAnsi="Arial" w:cs="Arial"/>
+          <w:color w:val="000000"/>
+          <w:sz w:val="18"/>
+          <w:highlight w:val="lightGray"/>
+        </w:rPr>
+        <w:t xml:space="preserve"> [Chatgpt (GPT</w:t>
+      </w:r>
+      <w:r>
+        <w:rPr>
+          <w:rFonts w:ascii="Arial" w:eastAsia="Arial" w:hAnsi="Arial" w:cs="Cambria Math"/>
+          <w:color w:val="000000"/>
+          <w:sz w:val="18"/>
+          <w:highlight w:val="lightGray"/>
         </w:rPr>
         <w:t>‑</w:t>
       </w:r>
       <w:r>
         <w:rPr>
-          <w:b/>
-          <w:sz w:val="14"/>
-          <w:szCs w:val="14"/>
-          <w:shd w:val="clear" w:color="auto" w:fill="B7B7B7"/>
-        </w:rPr>
-        <w:t>5 Mini) at [8/14/2025]</w:t>
+          <w:rFonts w:ascii="Arial" w:eastAsia="Arial" w:hAnsi="Arial" w:cs="Arial"/>
+          <w:color w:val="000000"/>
+          <w:sz w:val="18"/>
+          <w:highlight w:val="lightGray"/>
+        </w:rPr>
+        <w:t xml:space="preserve">5 Mini)] </w:t>
+      </w:r>
+      <w:r>
+        <w:rPr>
+          <w:rFonts w:ascii="Arial" w:eastAsia="Arial" w:hAnsi="Arial" w:cs="Arial"/>
+          <w:b/>
+          <w:color w:val="000000"/>
+          <w:sz w:val="18"/>
+          <w:highlight w:val="lightGray"/>
+        </w:rPr>
+        <w:t>on</w:t>
+      </w:r>
+      <w:r>
+        <w:rPr>
+          <w:rFonts w:ascii="Arial" w:eastAsia="Arial" w:hAnsi="Arial"/>
+          <w:sz w:val="18"/>
+          <w:highlight w:val="lightGray"/>
+        </w:rPr>
+        <w:t xml:space="preserve"> [8/14/2025]</w:t>
       </w:r>
     </w:p>
     <w:p>
@@ -2348,7 +2656,7 @@
           <w:ilvl w:val="0"/>
           <w:numId w:val="3"/>
         </w:numPr>
-        <w:spacing w:before="240"/>
+        <w:spacing w:before="240" w:after="0" w:line="276" w:lineRule="auto"/>
       </w:pPr>
       <w:r>
         <w:rPr>
@@ -2389,14 +2697,13 @@
           <w:ilvl w:val="0"/>
           <w:numId w:val="3"/>
         </w:numPr>
-        <w:spacing w:after="240"/>
-      </w:pPr>
-      <w:r>
-        <w:rPr>
-          <w:rFonts w:ascii="Roboto Mono" w:eastAsia="Roboto Mono" w:hAnsi="Roboto Mono" w:cs="Roboto Mono"/>
-          <w:b/>
-        </w:rPr>
-        <w:lastRenderedPageBreak/>
+        <w:spacing w:after="240" w:line="276" w:lineRule="auto"/>
+      </w:pPr>
+      <w:r>
+        <w:rPr>
+          <w:rFonts w:ascii="Roboto Mono" w:eastAsia="Roboto Mono" w:hAnsi="Roboto Mono" w:cs="Roboto Mono"/>
+          <w:b/>
+        </w:rPr>
         <w:t>Inspection</w:t>
       </w:r>
       <w:r>
@@ -2427,7 +2734,7 @@
     </w:p>
     <w:p>
       <w:r>
-        <w:pict w14:anchorId="4EE6E5C6">
+        <w:pict w14:anchorId="3A591B03">
           <v:rect id="_x0000_i1035" style="width:0;height:1.5pt" o:hralign="center" o:hrstd="t" o:hr="t" fillcolor="#a0a0a0" stroked="f"/>
         </w:pict>
       </w:r>
@@ -2450,51 +2757,77 @@
       </w:pPr>
       <w:r>
         <w:rPr>
-          <w:b/>
-          <w:shd w:val="clear" w:color="auto" w:fill="B7B7B7"/>
-        </w:rPr>
-        <w:t># Source</w:t>
-      </w:r>
-      <w:r>
-        <w:rPr>
-          <w:shd w:val="clear" w:color="auto" w:fill="B7B7B7"/>
-        </w:rPr>
-        <w:t xml:space="preserve">: </w:t>
-      </w:r>
-      <w:r>
-        <w:rPr>
-          <w:b/>
-          <w:shd w:val="clear" w:color="auto" w:fill="B7B7B7"/>
-        </w:rPr>
-        <w:t xml:space="preserve">Chatgpt </w:t>
-      </w:r>
-      <w:r>
-        <w:rPr>
-          <w:b/>
-          <w:sz w:val="14"/>
-          <w:szCs w:val="14"/>
-          <w:shd w:val="clear" w:color="auto" w:fill="B7B7B7"/>
-        </w:rPr>
-        <w:t>(GPT</w:t>
-      </w:r>
-      <w:r>
-        <w:rPr>
-          <w:rFonts w:ascii="Cambria Math" w:hAnsi="Cambria Math" w:cs="Cambria Math"/>
-          <w:b/>
-          <w:sz w:val="14"/>
-          <w:szCs w:val="14"/>
-          <w:shd w:val="clear" w:color="auto" w:fill="B7B7B7"/>
+          <w:rFonts w:ascii="Arial" w:eastAsia="Arial" w:hAnsi="Arial" w:cs="Arial"/>
+          <w:b/>
+          <w:color w:val="000000"/>
+          <w:sz w:val="18"/>
+          <w:highlight w:val="lightGray"/>
+        </w:rPr>
+        <w:t># Source: AI Source: Provided by: [Data Path</w:t>
+      </w:r>
+      <w:r>
+        <w:rPr>
+          <w:rFonts w:ascii="Arial" w:eastAsia="Arial" w:hAnsi="Arial" w:cs="Arial"/>
+          <w:color w:val="000000"/>
+          <w:sz w:val="18"/>
+          <w:highlight w:val="lightGray"/>
+        </w:rPr>
+        <w:t xml:space="preserve">: Persons Table -&gt; ID Column: 1, Name_En Column: Motasem Essam] -&gt; </w:t>
+      </w:r>
+      <w:r>
+        <w:rPr>
+          <w:rFonts w:ascii="Arial" w:eastAsia="Arial" w:hAnsi="Arial" w:cs="Arial"/>
+          <w:b/>
+          <w:color w:val="000000"/>
+          <w:sz w:val="18"/>
+          <w:highlight w:val="lightGray"/>
+        </w:rPr>
+        <w:t>From:</w:t>
+      </w:r>
+      <w:r>
+        <w:rPr>
+          <w:rFonts w:ascii="Arial" w:eastAsia="Arial" w:hAnsi="Arial" w:cs="Arial"/>
+          <w:color w:val="000000"/>
+          <w:sz w:val="18"/>
+          <w:highlight w:val="lightGray"/>
+        </w:rPr>
+        <w:t xml:space="preserve"> [Chatgpt (GPT</w:t>
+      </w:r>
+      <w:r>
+        <w:rPr>
+          <w:rFonts w:ascii="Arial" w:eastAsia="Arial" w:hAnsi="Arial" w:cs="Cambria Math"/>
+          <w:color w:val="000000"/>
+          <w:sz w:val="18"/>
+          <w:highlight w:val="lightGray"/>
         </w:rPr>
         <w:t>‑</w:t>
       </w:r>
       <w:r>
         <w:rPr>
-          <w:b/>
-          <w:sz w:val="14"/>
-          <w:szCs w:val="14"/>
-          <w:shd w:val="clear" w:color="auto" w:fill="B7B7B7"/>
-        </w:rPr>
-        <w:t>5 Mini) at [8/14/2025]</w:t>
+          <w:rFonts w:ascii="Arial" w:eastAsia="Arial" w:hAnsi="Arial" w:cs="Arial"/>
+          <w:color w:val="000000"/>
+          <w:sz w:val="18"/>
+          <w:highlight w:val="lightGray"/>
+        </w:rPr>
+        <w:t xml:space="preserve">5 Mini)] </w:t>
+      </w:r>
+      <w:r>
+        <w:rPr>
+          <w:rFonts w:ascii="Arial" w:eastAsia="Arial" w:hAnsi="Arial" w:cs="Arial"/>
+          <w:b/>
+          <w:color w:val="000000"/>
+          <w:sz w:val="18"/>
+          <w:highlight w:val="lightGray"/>
+        </w:rPr>
+        <w:t>on</w:t>
+      </w:r>
+      <w:r>
+        <w:rPr>
+          <w:rFonts w:ascii="Arial" w:eastAsia="Arial" w:hAnsi="Arial"/>
+          <w:sz w:val="18"/>
+          <w:highlight w:val="lightGray"/>
+        </w:rPr>
+        <w:t xml:space="preserve"> [8/14/2025]</w:t>
       </w:r>
     </w:p>
     <w:p>
@@ -2503,7 +2836,7 @@
           <w:ilvl w:val="0"/>
           <w:numId w:val="5"/>
         </w:numPr>
-        <w:spacing w:before="240"/>
+        <w:spacing w:before="240" w:after="0" w:line="276" w:lineRule="auto"/>
       </w:pPr>
       <w:r>
         <w:rPr>
@@ -2531,7 +2864,7 @@
           <w:ilvl w:val="0"/>
           <w:numId w:val="5"/>
         </w:numPr>
-        <w:spacing w:after="240"/>
+        <w:spacing w:after="240" w:line="276" w:lineRule="auto"/>
       </w:pPr>
       <w:r>
         <w:rPr>
@@ -2568,7 +2901,7 @@
     </w:p>
     <w:p>
       <w:r>
-        <w:pict w14:anchorId="0B09CADA">
+        <w:pict w14:anchorId="076E13D7">
           <v:rect id="_x0000_i1036" style="width:0;height:1.5pt" o:hralign="center" o:hrstd="t" o:hr="t" fillcolor="#a0a0a0" stroked="f"/>
         </w:pict>
       </w:r>
@@ -2591,51 +2924,77 @@
       </w:pPr>
       <w:r>
         <w:rPr>
-          <w:b/>
-          <w:shd w:val="clear" w:color="auto" w:fill="B7B7B7"/>
-        </w:rPr>
-        <w:t># Source</w:t>
-      </w:r>
-      <w:r>
-        <w:rPr>
-          <w:shd w:val="clear" w:color="auto" w:fill="B7B7B7"/>
-        </w:rPr>
-        <w:t xml:space="preserve">: </w:t>
-      </w:r>
-      <w:r>
-        <w:rPr>
-          <w:b/>
-          <w:shd w:val="clear" w:color="auto" w:fill="B7B7B7"/>
-        </w:rPr>
-        <w:t xml:space="preserve">Chatgpt </w:t>
-      </w:r>
-      <w:r>
-        <w:rPr>
-          <w:b/>
-          <w:sz w:val="14"/>
-          <w:szCs w:val="14"/>
-          <w:shd w:val="clear" w:color="auto" w:fill="B7B7B7"/>
-        </w:rPr>
-        <w:t>(GPT</w:t>
-      </w:r>
-      <w:r>
-        <w:rPr>
-          <w:rFonts w:ascii="Cambria Math" w:hAnsi="Cambria Math" w:cs="Cambria Math"/>
-          <w:b/>
-          <w:sz w:val="14"/>
-          <w:szCs w:val="14"/>
-          <w:shd w:val="clear" w:color="auto" w:fill="B7B7B7"/>
+          <w:rFonts w:ascii="Arial" w:eastAsia="Arial" w:hAnsi="Arial" w:cs="Arial"/>
+          <w:b/>
+          <w:color w:val="000000"/>
+          <w:sz w:val="18"/>
+          <w:highlight w:val="lightGray"/>
+        </w:rPr>
+        <w:t># Source: AI Source: Provided by: [Data Path</w:t>
+      </w:r>
+      <w:r>
+        <w:rPr>
+          <w:rFonts w:ascii="Arial" w:eastAsia="Arial" w:hAnsi="Arial" w:cs="Arial"/>
+          <w:color w:val="000000"/>
+          <w:sz w:val="18"/>
+          <w:highlight w:val="lightGray"/>
+        </w:rPr>
+        <w:t xml:space="preserve">: Persons Table -&gt; ID Column: 1, Name_En Column: Motasem Essam] -&gt; </w:t>
+      </w:r>
+      <w:r>
+        <w:rPr>
+          <w:rFonts w:ascii="Arial" w:eastAsia="Arial" w:hAnsi="Arial" w:cs="Arial"/>
+          <w:b/>
+          <w:color w:val="000000"/>
+          <w:sz w:val="18"/>
+          <w:highlight w:val="lightGray"/>
+        </w:rPr>
+        <w:t>From:</w:t>
+      </w:r>
+      <w:r>
+        <w:rPr>
+          <w:rFonts w:ascii="Arial" w:eastAsia="Arial" w:hAnsi="Arial" w:cs="Arial"/>
+          <w:color w:val="000000"/>
+          <w:sz w:val="18"/>
+          <w:highlight w:val="lightGray"/>
+        </w:rPr>
+        <w:t xml:space="preserve"> [Chatgpt (GPT</w:t>
+      </w:r>
+      <w:r>
+        <w:rPr>
+          <w:rFonts w:ascii="Arial" w:eastAsia="Arial" w:hAnsi="Arial" w:cs="Cambria Math"/>
+          <w:color w:val="000000"/>
+          <w:sz w:val="18"/>
+          <w:highlight w:val="lightGray"/>
         </w:rPr>
         <w:t>‑</w:t>
       </w:r>
       <w:r>
         <w:rPr>
-          <w:b/>
-          <w:sz w:val="14"/>
-          <w:szCs w:val="14"/>
-          <w:shd w:val="clear" w:color="auto" w:fill="B7B7B7"/>
-        </w:rPr>
-        <w:t>5 Mini) at [8/14/2025]</w:t>
+          <w:rFonts w:ascii="Arial" w:eastAsia="Arial" w:hAnsi="Arial" w:cs="Arial"/>
+          <w:color w:val="000000"/>
+          <w:sz w:val="18"/>
+          <w:highlight w:val="lightGray"/>
+        </w:rPr>
+        <w:t xml:space="preserve">5 Mini)] </w:t>
+      </w:r>
+      <w:r>
+        <w:rPr>
+          <w:rFonts w:ascii="Arial" w:eastAsia="Arial" w:hAnsi="Arial" w:cs="Arial"/>
+          <w:b/>
+          <w:color w:val="000000"/>
+          <w:sz w:val="18"/>
+          <w:highlight w:val="lightGray"/>
+        </w:rPr>
+        <w:t>on</w:t>
+      </w:r>
+      <w:r>
+        <w:rPr>
+          <w:rFonts w:ascii="Arial" w:eastAsia="Arial" w:hAnsi="Arial"/>
+          <w:sz w:val="18"/>
+          <w:highlight w:val="lightGray"/>
+        </w:rPr>
+        <w:t xml:space="preserve"> [8/14/2025]</w:t>
       </w:r>
     </w:p>
     <w:p>
@@ -2644,7 +3003,7 @@
           <w:ilvl w:val="0"/>
           <w:numId w:val="8"/>
         </w:numPr>
-        <w:spacing w:before="240"/>
+        <w:spacing w:before="240" w:after="0" w:line="276" w:lineRule="auto"/>
       </w:pPr>
       <w:r>
         <w:rPr>
@@ -2672,7 +3031,7 @@
           <w:ilvl w:val="0"/>
           <w:numId w:val="8"/>
         </w:numPr>
-        <w:spacing w:after="240"/>
+        <w:spacing w:after="240" w:line="276" w:lineRule="auto"/>
       </w:pPr>
       <w:r>
         <w:rPr>
@@ -2709,7 +3068,7 @@
     </w:p>
     <w:p>
       <w:r>
-        <w:pict w14:anchorId="11B7D295">
+        <w:pict w14:anchorId="24FBD91A">
           <v:rect id="_x0000_i1037" style="width:0;height:1.5pt" o:hralign="center" o:hrstd="t" o:hr="t" fillcolor="#a0a0a0" stroked="f"/>
         </w:pict>
       </w:r>
@@ -2732,51 +3091,77 @@
       </w:pPr>
       <w:r>
         <w:rPr>
-          <w:b/>
-          <w:shd w:val="clear" w:color="auto" w:fill="B7B7B7"/>
-        </w:rPr>
-        <w:t># Source</w:t>
-      </w:r>
-      <w:r>
-        <w:rPr>
-          <w:shd w:val="clear" w:color="auto" w:fill="B7B7B7"/>
-        </w:rPr>
-        <w:t xml:space="preserve">: </w:t>
-      </w:r>
-      <w:r>
-        <w:rPr>
-          <w:b/>
-          <w:shd w:val="clear" w:color="auto" w:fill="B7B7B7"/>
-        </w:rPr>
-        <w:t xml:space="preserve">Chatgpt </w:t>
-      </w:r>
-      <w:r>
-        <w:rPr>
-          <w:b/>
-          <w:sz w:val="14"/>
-          <w:szCs w:val="14"/>
-          <w:shd w:val="clear" w:color="auto" w:fill="B7B7B7"/>
-        </w:rPr>
-        <w:t>(GPT</w:t>
-      </w:r>
-      <w:r>
-        <w:rPr>
-          <w:rFonts w:ascii="Cambria Math" w:hAnsi="Cambria Math" w:cs="Cambria Math"/>
-          <w:b/>
-          <w:sz w:val="14"/>
-          <w:szCs w:val="14"/>
-          <w:shd w:val="clear" w:color="auto" w:fill="B7B7B7"/>
+          <w:rFonts w:ascii="Arial" w:eastAsia="Arial" w:hAnsi="Arial" w:cs="Arial"/>
+          <w:b/>
+          <w:color w:val="000000"/>
+          <w:sz w:val="18"/>
+          <w:highlight w:val="lightGray"/>
+        </w:rPr>
+        <w:t># Source: AI Source: Provided by: [Data Path</w:t>
+      </w:r>
+      <w:r>
+        <w:rPr>
+          <w:rFonts w:ascii="Arial" w:eastAsia="Arial" w:hAnsi="Arial" w:cs="Arial"/>
+          <w:color w:val="000000"/>
+          <w:sz w:val="18"/>
+          <w:highlight w:val="lightGray"/>
+        </w:rPr>
+        <w:t xml:space="preserve">: Persons Table -&gt; ID Column: 1, Name_En Column: Motasem Essam] -&gt; </w:t>
+      </w:r>
+      <w:r>
+        <w:rPr>
+          <w:rFonts w:ascii="Arial" w:eastAsia="Arial" w:hAnsi="Arial" w:cs="Arial"/>
+          <w:b/>
+          <w:color w:val="000000"/>
+          <w:sz w:val="18"/>
+          <w:highlight w:val="lightGray"/>
+        </w:rPr>
+        <w:t>From:</w:t>
+      </w:r>
+      <w:r>
+        <w:rPr>
+          <w:rFonts w:ascii="Arial" w:eastAsia="Arial" w:hAnsi="Arial" w:cs="Arial"/>
+          <w:color w:val="000000"/>
+          <w:sz w:val="18"/>
+          <w:highlight w:val="lightGray"/>
+        </w:rPr>
+        <w:t xml:space="preserve"> [Chatgpt (GPT</w:t>
+      </w:r>
+      <w:r>
+        <w:rPr>
+          <w:rFonts w:ascii="Arial" w:eastAsia="Arial" w:hAnsi="Arial" w:cs="Cambria Math"/>
+          <w:color w:val="000000"/>
+          <w:sz w:val="18"/>
+          <w:highlight w:val="lightGray"/>
         </w:rPr>
         <w:t>‑</w:t>
       </w:r>
       <w:r>
         <w:rPr>
-          <w:b/>
-          <w:sz w:val="14"/>
-          <w:szCs w:val="14"/>
-          <w:shd w:val="clear" w:color="auto" w:fill="B7B7B7"/>
-        </w:rPr>
-        <w:t>5 Mini) at [8/14/2025]</w:t>
+          <w:rFonts w:ascii="Arial" w:eastAsia="Arial" w:hAnsi="Arial" w:cs="Arial"/>
+          <w:color w:val="000000"/>
+          <w:sz w:val="18"/>
+          <w:highlight w:val="lightGray"/>
+        </w:rPr>
+        <w:t xml:space="preserve">5 Mini)] </w:t>
+      </w:r>
+      <w:r>
+        <w:rPr>
+          <w:rFonts w:ascii="Arial" w:eastAsia="Arial" w:hAnsi="Arial" w:cs="Arial"/>
+          <w:b/>
+          <w:color w:val="000000"/>
+          <w:sz w:val="18"/>
+          <w:highlight w:val="lightGray"/>
+        </w:rPr>
+        <w:t>on</w:t>
+      </w:r>
+      <w:r>
+        <w:rPr>
+          <w:rFonts w:ascii="Arial" w:eastAsia="Arial" w:hAnsi="Arial"/>
+          <w:sz w:val="18"/>
+          <w:highlight w:val="lightGray"/>
+        </w:rPr>
+        <w:t xml:space="preserve"> [8/14/2025]</w:t>
       </w:r>
     </w:p>
     <w:p>
@@ -2801,7 +3186,7 @@
           <w:ilvl w:val="0"/>
           <w:numId w:val="2"/>
         </w:numPr>
-        <w:spacing w:before="240"/>
+        <w:spacing w:before="240" w:after="0" w:line="276" w:lineRule="auto"/>
         <w:rPr>
           <w:rFonts w:ascii="Roboto Mono" w:eastAsia="Roboto Mono" w:hAnsi="Roboto Mono" w:cs="Roboto Mono"/>
         </w:rPr>
@@ -2825,6 +3210,7 @@
           <w:ilvl w:val="0"/>
           <w:numId w:val="2"/>
         </w:numPr>
+        <w:spacing w:after="0" w:line="276" w:lineRule="auto"/>
       </w:pPr>
       <w:r>
         <w:rPr>
@@ -2858,7 +3244,7 @@
           <w:ilvl w:val="0"/>
           <w:numId w:val="2"/>
         </w:numPr>
-        <w:spacing w:after="240"/>
+        <w:spacing w:after="240" w:line="276" w:lineRule="auto"/>
         <w:rPr>
           <w:rFonts w:ascii="Roboto Mono" w:eastAsia="Roboto Mono" w:hAnsi="Roboto Mono" w:cs="Roboto Mono"/>
         </w:rPr>
@@ -2898,16 +3284,15 @@
           <w:ilvl w:val="0"/>
           <w:numId w:val="14"/>
         </w:numPr>
-        <w:spacing w:before="240"/>
-        <w:rPr>
-          <w:rFonts w:ascii="Roboto Mono" w:eastAsia="Roboto Mono" w:hAnsi="Roboto Mono" w:cs="Roboto Mono"/>
-        </w:rPr>
-      </w:pPr>
-      <w:r>
-        <w:rPr>
-          <w:rFonts w:ascii="Roboto Mono" w:eastAsia="Roboto Mono" w:hAnsi="Roboto Mono" w:cs="Roboto Mono"/>
-        </w:rPr>
-        <w:lastRenderedPageBreak/>
+        <w:spacing w:before="240" w:after="0" w:line="276" w:lineRule="auto"/>
+        <w:rPr>
+          <w:rFonts w:ascii="Roboto Mono" w:eastAsia="Roboto Mono" w:hAnsi="Roboto Mono" w:cs="Roboto Mono"/>
+        </w:rPr>
+      </w:pPr>
+      <w:r>
+        <w:rPr>
+          <w:rFonts w:ascii="Roboto Mono" w:eastAsia="Roboto Mono" w:hAnsi="Roboto Mono" w:cs="Roboto Mono"/>
+        </w:rPr>
         <w:t>Artifact: Test case document for login feature</w:t>
       </w:r>
       <w:r>
@@ -2923,6 +3308,7 @@
           <w:ilvl w:val="0"/>
           <w:numId w:val="14"/>
         </w:numPr>
+        <w:spacing w:after="0" w:line="276" w:lineRule="auto"/>
         <w:rPr>
           <w:rFonts w:ascii="Roboto Mono" w:eastAsia="Roboto Mono" w:hAnsi="Roboto Mono" w:cs="Roboto Mono"/>
         </w:rPr>
@@ -2946,6 +3332,7 @@
           <w:ilvl w:val="0"/>
           <w:numId w:val="14"/>
         </w:numPr>
+        <w:spacing w:after="0" w:line="276" w:lineRule="auto"/>
         <w:rPr>
           <w:rFonts w:ascii="Roboto Mono" w:eastAsia="Roboto Mono" w:hAnsi="Roboto Mono" w:cs="Roboto Mono"/>
         </w:rPr>
@@ -2969,7 +3356,7 @@
           <w:ilvl w:val="0"/>
           <w:numId w:val="14"/>
         </w:numPr>
-        <w:spacing w:after="240"/>
+        <w:spacing w:after="240" w:line="276" w:lineRule="auto"/>
         <w:rPr>
           <w:rFonts w:ascii="Roboto Mono" w:eastAsia="Roboto Mono" w:hAnsi="Roboto Mono" w:cs="Roboto Mono"/>
         </w:rPr>
@@ -2989,7 +3376,7 @@
     </w:p>
     <w:p>
       <w:r>
-        <w:pict w14:anchorId="5416593F">
+        <w:pict w14:anchorId="6CC4848C">
           <v:rect id="_x0000_i1038" style="width:0;height:1.5pt" o:hralign="center" o:hrstd="t" o:hr="t" fillcolor="#a0a0a0" stroked="f"/>
         </w:pict>
       </w:r>
@@ -3025,51 +3412,77 @@
       </w:pPr>
       <w:r>
         <w:rPr>
-          <w:b/>
-          <w:shd w:val="clear" w:color="auto" w:fill="B7B7B7"/>
-        </w:rPr>
-        <w:t># Source</w:t>
-      </w:r>
-      <w:r>
-        <w:rPr>
-          <w:shd w:val="clear" w:color="auto" w:fill="B7B7B7"/>
-        </w:rPr>
-        <w:t xml:space="preserve">: </w:t>
-      </w:r>
-      <w:r>
-        <w:rPr>
-          <w:b/>
-          <w:shd w:val="clear" w:color="auto" w:fill="B7B7B7"/>
-        </w:rPr>
-        <w:t xml:space="preserve">Chatgpt </w:t>
-      </w:r>
-      <w:r>
-        <w:rPr>
-          <w:b/>
-          <w:sz w:val="14"/>
-          <w:szCs w:val="14"/>
-          <w:shd w:val="clear" w:color="auto" w:fill="B7B7B7"/>
-        </w:rPr>
-        <w:t>(GPT</w:t>
-      </w:r>
-      <w:r>
-        <w:rPr>
-          <w:rFonts w:ascii="Cambria Math" w:hAnsi="Cambria Math" w:cs="Cambria Math"/>
-          <w:b/>
-          <w:sz w:val="14"/>
-          <w:szCs w:val="14"/>
-          <w:shd w:val="clear" w:color="auto" w:fill="B7B7B7"/>
+          <w:rFonts w:ascii="Arial" w:eastAsia="Arial" w:hAnsi="Arial" w:cs="Arial"/>
+          <w:b/>
+          <w:color w:val="000000"/>
+          <w:sz w:val="18"/>
+          <w:highlight w:val="lightGray"/>
+        </w:rPr>
+        <w:t># Source: AI Source: Provided by: [Data Path</w:t>
+      </w:r>
+      <w:r>
+        <w:rPr>
+          <w:rFonts w:ascii="Arial" w:eastAsia="Arial" w:hAnsi="Arial" w:cs="Arial"/>
+          <w:color w:val="000000"/>
+          <w:sz w:val="18"/>
+          <w:highlight w:val="lightGray"/>
+        </w:rPr>
+        <w:t xml:space="preserve">: Persons Table -&gt; ID Column: 1, Name_En Column: Motasem Essam] -&gt; </w:t>
+      </w:r>
+      <w:r>
+        <w:rPr>
+          <w:rFonts w:ascii="Arial" w:eastAsia="Arial" w:hAnsi="Arial" w:cs="Arial"/>
+          <w:b/>
+          <w:color w:val="000000"/>
+          <w:sz w:val="18"/>
+          <w:highlight w:val="lightGray"/>
+        </w:rPr>
+        <w:t>From:</w:t>
+      </w:r>
+      <w:r>
+        <w:rPr>
+          <w:rFonts w:ascii="Arial" w:eastAsia="Arial" w:hAnsi="Arial" w:cs="Arial"/>
+          <w:color w:val="000000"/>
+          <w:sz w:val="18"/>
+          <w:highlight w:val="lightGray"/>
+        </w:rPr>
+        <w:t xml:space="preserve"> [Chatgpt (GPT</w:t>
+      </w:r>
+      <w:r>
+        <w:rPr>
+          <w:rFonts w:ascii="Arial" w:eastAsia="Arial" w:hAnsi="Arial" w:cs="Cambria Math"/>
+          <w:color w:val="000000"/>
+          <w:sz w:val="18"/>
+          <w:highlight w:val="lightGray"/>
         </w:rPr>
         <w:t>‑</w:t>
       </w:r>
       <w:r>
         <w:rPr>
-          <w:b/>
-          <w:sz w:val="14"/>
-          <w:szCs w:val="14"/>
-          <w:shd w:val="clear" w:color="auto" w:fill="B7B7B7"/>
-        </w:rPr>
-        <w:t>5 Mini) at [8/14/2025]</w:t>
+          <w:rFonts w:ascii="Arial" w:eastAsia="Arial" w:hAnsi="Arial" w:cs="Arial"/>
+          <w:color w:val="000000"/>
+          <w:sz w:val="18"/>
+          <w:highlight w:val="lightGray"/>
+        </w:rPr>
+        <w:t xml:space="preserve">5 Mini)] </w:t>
+      </w:r>
+      <w:r>
+        <w:rPr>
+          <w:rFonts w:ascii="Arial" w:eastAsia="Arial" w:hAnsi="Arial" w:cs="Arial"/>
+          <w:b/>
+          <w:color w:val="000000"/>
+          <w:sz w:val="18"/>
+          <w:highlight w:val="lightGray"/>
+        </w:rPr>
+        <w:t>on</w:t>
+      </w:r>
+      <w:r>
+        <w:rPr>
+          <w:rFonts w:ascii="Arial" w:eastAsia="Arial" w:hAnsi="Arial"/>
+          <w:sz w:val="18"/>
+          <w:highlight w:val="lightGray"/>
+        </w:rPr>
+        <w:t xml:space="preserve"> [8/14/2025]</w:t>
       </w:r>
     </w:p>
     <w:p>
@@ -3078,7 +3491,7 @@
           <w:noProof/>
         </w:rPr>
         <w:drawing>
-          <wp:inline distT="114300" distB="114300" distL="114300" distR="114300" wp14:anchorId="5159A2F2" wp14:editId="76CD071C">
+          <wp:inline distT="114300" distB="114300" distL="114300" distR="114300" wp14:anchorId="26BC9507" wp14:editId="2BADF22E">
             <wp:extent cx="5943600" cy="2590800"/>
             <wp:effectExtent l="0" t="0" r="0" b="0"/>
             <wp:docPr id="1" name="image1.png"/>
@@ -3649,7 +4062,6 @@
                 <w:rFonts w:ascii="Roboto Mono" w:eastAsia="Roboto Mono" w:hAnsi="Roboto Mono" w:cs="Roboto Mono"/>
                 <w:b/>
               </w:rPr>
-              <w:lastRenderedPageBreak/>
               <w:t>Preparation</w:t>
             </w:r>
           </w:p>
@@ -3910,19 +4322,20 @@
     </w:tbl>
     <w:p>
       <w:r>
-        <w:pict w14:anchorId="786AABC9">
+        <w:pict w14:anchorId="4A1DE159">
           <v:rect id="_x0000_i1039" style="width:0;height:1.5pt" o:hralign="center" o:hrstd="t" o:hr="t" fillcolor="#a0a0a0" stroked="f"/>
         </w:pict>
       </w:r>
     </w:p>
+    <w:p/>
     <w:p/>
     <w:p/>
     <w:p/>
     <w:sectPr>
       <w:pgSz w:w="12240" w:h="15840"/>
       <w:pgMar w:top="1440" w:right="1440" w:bottom="1440" w:left="1440" w:header="720" w:footer="720" w:gutter="0"/>
-      <w:pgNumType w:start="1"/>
       <w:cols w:space="720"/>
+      <w:docGrid w:linePitch="360"/>
     </w:sectPr>
   </w:body>
 </w:document>
@@ -5957,18 +6370,6 @@
   <w:style w:type="paragraph" w:default="1" w:styleId="Normal">
     <w:name w:val="Normal"/>
     <w:qFormat/>
-    <w:rsid w:val="000D681F"/>
-    <w:pPr>
-      <w:spacing w:after="0" w:line="276" w:lineRule="auto"/>
-    </w:pPr>
-    <w:rPr>
-      <w:rFonts w:ascii="Arial" w:eastAsia="Arial" w:hAnsi="Arial" w:cs="Arial"/>
-      <w:kern w:val="0"/>
-      <w:sz w:val="22"/>
-      <w:szCs w:val="22"/>
-      <w:lang w:val="en"/>
-      <w14:ligatures w14:val="none"/>
-    </w:rPr>
   </w:style>
   <w:style w:type="paragraph" w:styleId="Heading1">
     <w:name w:val="heading 1"/>
@@ -5977,7 +6378,7 @@
     <w:link w:val="Heading1Char"/>
     <w:uiPriority w:val="9"/>
     <w:qFormat/>
-    <w:rsid w:val="00481AB1"/>
+    <w:rsid w:val="00BE7CC3"/>
     <w:pPr>
       <w:keepNext/>
       <w:keepLines/>
@@ -5999,7 +6400,7 @@
     <w:uiPriority w:val="9"/>
     <w:unhideWhenUsed/>
     <w:qFormat/>
-    <w:rsid w:val="00481AB1"/>
+    <w:rsid w:val="00BE7CC3"/>
     <w:pPr>
       <w:keepNext/>
       <w:keepLines/>
@@ -6021,7 +6422,7 @@
     <w:uiPriority w:val="9"/>
     <w:unhideWhenUsed/>
     <w:qFormat/>
-    <w:rsid w:val="00481AB1"/>
+    <w:rsid w:val="00BE7CC3"/>
     <w:pPr>
       <w:keepNext/>
       <w:keepLines/>
@@ -6044,7 +6445,7 @@
     <w:semiHidden/>
     <w:unhideWhenUsed/>
     <w:qFormat/>
-    <w:rsid w:val="00481AB1"/>
+    <w:rsid w:val="00BE7CC3"/>
     <w:pPr>
       <w:keepNext/>
       <w:keepLines/>
@@ -6067,7 +6468,7 @@
     <w:semiHidden/>
     <w:unhideWhenUsed/>
     <w:qFormat/>
-    <w:rsid w:val="00481AB1"/>
+    <w:rsid w:val="00BE7CC3"/>
     <w:pPr>
       <w:keepNext/>
       <w:keepLines/>
@@ -6088,11 +6489,11 @@
     <w:semiHidden/>
     <w:unhideWhenUsed/>
     <w:qFormat/>
-    <w:rsid w:val="00481AB1"/>
+    <w:rsid w:val="00BE7CC3"/>
     <w:pPr>
       <w:keepNext/>
       <w:keepLines/>
-      <w:spacing w:before="40"/>
+      <w:spacing w:before="40" w:after="0"/>
       <w:outlineLvl w:val="5"/>
     </w:pPr>
     <w:rPr>
@@ -6111,11 +6512,11 @@
     <w:semiHidden/>
     <w:unhideWhenUsed/>
     <w:qFormat/>
-    <w:rsid w:val="00481AB1"/>
+    <w:rsid w:val="00BE7CC3"/>
     <w:pPr>
       <w:keepNext/>
       <w:keepLines/>
-      <w:spacing w:before="40"/>
+      <w:spacing w:before="40" w:after="0"/>
       <w:outlineLvl w:val="6"/>
     </w:pPr>
     <w:rPr>
@@ -6132,10 +6533,11 @@
     <w:semiHidden/>
     <w:unhideWhenUsed/>
     <w:qFormat/>
-    <w:rsid w:val="00481AB1"/>
+    <w:rsid w:val="00BE7CC3"/>
     <w:pPr>
       <w:keepNext/>
       <w:keepLines/>
+      <w:spacing w:after="0"/>
       <w:outlineLvl w:val="7"/>
     </w:pPr>
     <w:rPr>
@@ -6154,10 +6556,11 @@
     <w:semiHidden/>
     <w:unhideWhenUsed/>
     <w:qFormat/>
-    <w:rsid w:val="00481AB1"/>
+    <w:rsid w:val="00BE7CC3"/>
     <w:pPr>
       <w:keepNext/>
       <w:keepLines/>
+      <w:spacing w:after="0"/>
       <w:outlineLvl w:val="8"/>
     </w:pPr>
     <w:rPr>
@@ -6197,7 +6600,7 @@
     <w:basedOn w:val="DefaultParagraphFont"/>
     <w:link w:val="Heading1"/>
     <w:uiPriority w:val="9"/>
-    <w:rsid w:val="00481AB1"/>
+    <w:rsid w:val="00BE7CC3"/>
     <w:rPr>
       <w:rFonts w:asciiTheme="majorHAnsi" w:eastAsiaTheme="majorEastAsia" w:hAnsiTheme="majorHAnsi" w:cstheme="majorBidi"/>
       <w:color w:val="2F5496" w:themeColor="accent1" w:themeShade="BF"/>
@@ -6210,7 +6613,7 @@
     <w:basedOn w:val="DefaultParagraphFont"/>
     <w:link w:val="Heading2"/>
     <w:uiPriority w:val="9"/>
-    <w:rsid w:val="00481AB1"/>
+    <w:rsid w:val="00BE7CC3"/>
     <w:rPr>
       <w:rFonts w:asciiTheme="majorHAnsi" w:eastAsiaTheme="majorEastAsia" w:hAnsiTheme="majorHAnsi" w:cstheme="majorBidi"/>
       <w:color w:val="2F5496" w:themeColor="accent1" w:themeShade="BF"/>
@@ -6223,7 +6626,7 @@
     <w:basedOn w:val="DefaultParagraphFont"/>
     <w:link w:val="Heading3"/>
     <w:uiPriority w:val="9"/>
-    <w:rsid w:val="00481AB1"/>
+    <w:rsid w:val="00BE7CC3"/>
     <w:rPr>
       <w:rFonts w:eastAsiaTheme="majorEastAsia" w:cstheme="majorBidi"/>
       <w:color w:val="2F5496" w:themeColor="accent1" w:themeShade="BF"/>
@@ -6237,7 +6640,7 @@
     <w:link w:val="Heading4"/>
     <w:uiPriority w:val="9"/>
     <w:semiHidden/>
-    <w:rsid w:val="00481AB1"/>
+    <w:rsid w:val="00BE7CC3"/>
     <w:rPr>
       <w:rFonts w:eastAsiaTheme="majorEastAsia" w:cstheme="majorBidi"/>
       <w:i/>
@@ -6251,7 +6654,7 @@
     <w:link w:val="Heading5"/>
     <w:uiPriority w:val="9"/>
     <w:semiHidden/>
-    <w:rsid w:val="00481AB1"/>
+    <w:rsid w:val="00BE7CC3"/>
     <w:rPr>
       <w:rFonts w:eastAsiaTheme="majorEastAsia" w:cstheme="majorBidi"/>
       <w:color w:val="2F5496" w:themeColor="accent1" w:themeShade="BF"/>
@@ -6263,7 +6666,7 @@
     <w:link w:val="Heading6"/>
     <w:uiPriority w:val="9"/>
     <w:semiHidden/>
-    <w:rsid w:val="00481AB1"/>
+    <w:rsid w:val="00BE7CC3"/>
     <w:rPr>
       <w:rFonts w:eastAsiaTheme="majorEastAsia" w:cstheme="majorBidi"/>
       <w:i/>
@@ -6277,7 +6680,7 @@
     <w:link w:val="Heading7"/>
     <w:uiPriority w:val="9"/>
     <w:semiHidden/>
-    <w:rsid w:val="00481AB1"/>
+    <w:rsid w:val="00BE7CC3"/>
     <w:rPr>
       <w:rFonts w:eastAsiaTheme="majorEastAsia" w:cstheme="majorBidi"/>
       <w:color w:val="595959" w:themeColor="text1" w:themeTint="A6"/>
@@ -6289,7 +6692,7 @@
     <w:link w:val="Heading8"/>
     <w:uiPriority w:val="9"/>
     <w:semiHidden/>
-    <w:rsid w:val="00481AB1"/>
+    <w:rsid w:val="00BE7CC3"/>
     <w:rPr>
       <w:rFonts w:eastAsiaTheme="majorEastAsia" w:cstheme="majorBidi"/>
       <w:i/>
@@ -6303,7 +6706,7 @@
     <w:link w:val="Heading9"/>
     <w:uiPriority w:val="9"/>
     <w:semiHidden/>
-    <w:rsid w:val="00481AB1"/>
+    <w:rsid w:val="00BE7CC3"/>
     <w:rPr>
       <w:rFonts w:eastAsiaTheme="majorEastAsia" w:cstheme="majorBidi"/>
       <w:color w:val="272727" w:themeColor="text1" w:themeTint="D8"/>
@@ -6316,7 +6719,7 @@
     <w:link w:val="TitleChar"/>
     <w:uiPriority w:val="10"/>
     <w:qFormat/>
-    <w:rsid w:val="00481AB1"/>
+    <w:rsid w:val="00BE7CC3"/>
     <w:pPr>
       <w:spacing w:after="80" w:line="240" w:lineRule="auto"/>
       <w:contextualSpacing/>
@@ -6334,7 +6737,7 @@
     <w:basedOn w:val="DefaultParagraphFont"/>
     <w:link w:val="Title"/>
     <w:uiPriority w:val="10"/>
-    <w:rsid w:val="00481AB1"/>
+    <w:rsid w:val="00BE7CC3"/>
     <w:rPr>
       <w:rFonts w:asciiTheme="majorHAnsi" w:eastAsiaTheme="majorEastAsia" w:hAnsiTheme="majorHAnsi" w:cstheme="majorBidi"/>
       <w:spacing w:val="-10"/>
@@ -6350,7 +6753,7 @@
     <w:link w:val="SubtitleChar"/>
     <w:uiPriority w:val="11"/>
     <w:qFormat/>
-    <w:rsid w:val="00481AB1"/>
+    <w:rsid w:val="00BE7CC3"/>
     <w:pPr>
       <w:numPr>
         <w:ilvl w:val="1"/>
@@ -6369,7 +6772,7 @@
     <w:basedOn w:val="DefaultParagraphFont"/>
     <w:link w:val="Subtitle"/>
     <w:uiPriority w:val="11"/>
-    <w:rsid w:val="00481AB1"/>
+    <w:rsid w:val="00BE7CC3"/>
     <w:rPr>
       <w:rFonts w:eastAsiaTheme="majorEastAsia" w:cstheme="majorBidi"/>
       <w:color w:val="595959" w:themeColor="text1" w:themeTint="A6"/>
@@ -6385,7 +6788,7 @@
     <w:link w:val="QuoteChar"/>
     <w:uiPriority w:val="29"/>
     <w:qFormat/>
-    <w:rsid w:val="00481AB1"/>
+    <w:rsid w:val="00BE7CC3"/>
     <w:pPr>
       <w:spacing w:before="160"/>
       <w:jc w:val="center"/>
@@ -6401,7 +6804,7 @@
     <w:basedOn w:val="DefaultParagraphFont"/>
     <w:link w:val="Quote"/>
     <w:uiPriority w:val="29"/>
-    <w:rsid w:val="00481AB1"/>
+    <w:rsid w:val="00BE7CC3"/>
     <w:rPr>
       <w:i/>
       <w:iCs/>
@@ -6413,7 +6816,7 @@
     <w:basedOn w:val="Normal"/>
     <w:uiPriority w:val="34"/>
     <w:qFormat/>
-    <w:rsid w:val="00481AB1"/>
+    <w:rsid w:val="00BE7CC3"/>
     <w:pPr>
       <w:ind w:left="720"/>
       <w:contextualSpacing/>
@@ -6424,7 +6827,7 @@
     <w:basedOn w:val="DefaultParagraphFont"/>
     <w:uiPriority w:val="21"/>
     <w:qFormat/>
-    <w:rsid w:val="00481AB1"/>
+    <w:rsid w:val="00BE7CC3"/>
     <w:rPr>
       <w:i/>
       <w:iCs/>
@@ -6438,7 +6841,7 @@
     <w:link w:val="IntenseQuoteChar"/>
     <w:uiPriority w:val="30"/>
     <w:qFormat/>
-    <w:rsid w:val="00481AB1"/>
+    <w:rsid w:val="00BE7CC3"/>
     <w:pPr>
       <w:pBdr>
         <w:top w:val="single" w:sz="4" w:space="10" w:color="2F5496" w:themeColor="accent1" w:themeShade="BF"/>
@@ -6459,7 +6862,7 @@
     <w:basedOn w:val="DefaultParagraphFont"/>
     <w:link w:val="IntenseQuote"/>
     <w:uiPriority w:val="30"/>
-    <w:rsid w:val="00481AB1"/>
+    <w:rsid w:val="00BE7CC3"/>
     <w:rPr>
       <w:i/>
       <w:iCs/>
@@ -6471,7 +6874,7 @@
     <w:basedOn w:val="DefaultParagraphFont"/>
     <w:uiPriority w:val="32"/>
     <w:qFormat/>
-    <w:rsid w:val="00481AB1"/>
+    <w:rsid w:val="00BE7CC3"/>
     <w:rPr>
       <w:b/>
       <w:bCs/>
